--- a/docs/RAPOR2_Proje_Gunlugu.docx
+++ b/docs/RAPOR2_Proje_Gunlugu.docx
@@ -2575,11 +2575,319 @@
           </w:p>
         </w:tc>
       </w:tr>
+      <w:tr>
+        <w:tc>
+          <w:tcPr>
+            <w:tcW w:type="dxa" w:w="900"/>
+            <w:tcMar>
+              <w:top w:type="dxa" w:w="60"/>
+              <w:left w:type="dxa" w:w="100"/>
+              <w:bottom w:type="dxa" w:w="60"/>
+              <w:right w:type="dxa" w:w="100"/>
+            </w:tcMar>
+          </w:tcPr>
+          <w:p>
+            <w:r>
+              <w:rPr>
+                <w:sz w:val="19"/>
+                <w:szCs w:val="19"/>
+              </w:rPr>
+              <w:t xml:space="preserve">İŞ 3</w:t>
+            </w:r>
+          </w:p>
+        </w:tc>
+        <w:tc>
+          <w:tcPr>
+            <w:tcW w:type="dxa" w:w="5900"/>
+            <w:tcMar>
+              <w:top w:type="dxa" w:w="60"/>
+              <w:left w:type="dxa" w:w="100"/>
+              <w:bottom w:type="dxa" w:w="60"/>
+              <w:right w:type="dxa" w:w="100"/>
+            </w:tcMar>
+          </w:tcPr>
+          <w:p>
+            <w:r>
+              <w:rPr>
+                <w:sz w:val="19"/>
+                <w:szCs w:val="19"/>
+              </w:rPr>
+              <w:t xml:space="preserve">QP maliyet normalizasyonu, SHIFT_CORRECT modu, hedef-arayan nominal kontrolcü</w:t>
+            </w:r>
+          </w:p>
+        </w:tc>
+        <w:tc>
+          <w:tcPr>
+            <w:tcW w:type="dxa" w:w="2226"/>
+            <w:tcMar>
+              <w:top w:type="dxa" w:w="60"/>
+              <w:left w:type="dxa" w:w="100"/>
+              <w:bottom w:type="dxa" w:w="60"/>
+              <w:right w:type="dxa" w:w="100"/>
+            </w:tcMar>
+          </w:tcPr>
+          <w:p>
+            <w:r>
+              <w:rPr>
+                <w:sz w:val="19"/>
+                <w:szCs w:val="19"/>
+              </w:rPr>
+              <w:t xml:space="preserve">Doğrulama kampanyaları</w:t>
+            </w:r>
+          </w:p>
+        </w:tc>
+      </w:tr>
+      <w:tr>
+        <w:tc>
+          <w:tcPr>
+            <w:tcW w:type="dxa" w:w="900"/>
+            <w:shd w:fill="F7F9FC" w:val="clear"/>
+            <w:tcMar>
+              <w:top w:type="dxa" w:w="60"/>
+              <w:left w:type="dxa" w:w="100"/>
+              <w:bottom w:type="dxa" w:w="60"/>
+              <w:right w:type="dxa" w:w="100"/>
+            </w:tcMar>
+          </w:tcPr>
+          <w:p>
+            <w:r>
+              <w:rPr>
+                <w:sz w:val="19"/>
+                <w:szCs w:val="19"/>
+              </w:rPr>
+              <w:t xml:space="preserve">İŞ 4</w:t>
+            </w:r>
+          </w:p>
+        </w:tc>
+        <w:tc>
+          <w:tcPr>
+            <w:tcW w:type="dxa" w:w="5900"/>
+            <w:shd w:fill="F7F9FC" w:val="clear"/>
+            <w:tcMar>
+              <w:top w:type="dxa" w:w="60"/>
+              <w:left w:type="dxa" w:w="100"/>
+              <w:bottom w:type="dxa" w:w="60"/>
+              <w:right w:type="dxa" w:w="100"/>
+            </w:tcMar>
+          </w:tcPr>
+          <w:p>
+            <w:r>
+              <w:rPr>
+                <w:sz w:val="19"/>
+                <w:szCs w:val="19"/>
+              </w:rPr>
+              <w:t xml:space="preserve">ANA IZGARA KAMPANYASI (İŞ 5.4-B): 6 hız x 4 ofset x 2 mod x 10 tekrar + y=0 eki</w:t>
+            </w:r>
+          </w:p>
+        </w:tc>
+        <w:tc>
+          <w:tcPr>
+            <w:tcW w:type="dxa" w:w="2226"/>
+            <w:shd w:fill="F7F9FC" w:val="clear"/>
+            <w:tcMar>
+              <w:top w:type="dxa" w:w="60"/>
+              <w:left w:type="dxa" w:w="100"/>
+              <w:bottom w:type="dxa" w:w="60"/>
+              <w:right w:type="dxa" w:w="100"/>
+            </w:tcMar>
+          </w:tcPr>
+          <w:p>
+            <w:r>
+              <w:rPr>
+                <w:sz w:val="19"/>
+                <w:szCs w:val="19"/>
+              </w:rPr>
+              <w:t xml:space="preserve">600 + 120 koşu</w:t>
+            </w:r>
+          </w:p>
+        </w:tc>
+      </w:tr>
+      <w:tr>
+        <w:tc>
+          <w:tcPr>
+            <w:tcW w:type="dxa" w:w="900"/>
+            <w:tcMar>
+              <w:top w:type="dxa" w:w="60"/>
+              <w:left w:type="dxa" w:w="100"/>
+              <w:bottom w:type="dxa" w:w="60"/>
+              <w:right w:type="dxa" w:w="100"/>
+            </w:tcMar>
+          </w:tcPr>
+          <w:p>
+            <w:r>
+              <w:rPr>
+                <w:sz w:val="19"/>
+                <w:szCs w:val="19"/>
+              </w:rPr>
+              <w:t xml:space="preserve">İŞ 5</w:t>
+            </w:r>
+          </w:p>
+        </w:tc>
+        <w:tc>
+          <w:tcPr>
+            <w:tcW w:type="dxa" w:w="5900"/>
+            <w:tcMar>
+              <w:top w:type="dxa" w:w="60"/>
+              <w:left w:type="dxa" w:w="100"/>
+              <w:bottom w:type="dxa" w:w="60"/>
+              <w:right w:type="dxa" w:w="100"/>
+            </w:tcMar>
+          </w:tcPr>
+          <w:p>
+            <w:r>
+              <w:rPr>
+                <w:sz w:val="19"/>
+                <w:szCs w:val="19"/>
+              </w:rPr>
+              <w:t xml:space="preserve">Düzeltme turu v1→v2: frozen_before_contact, marj rejimi ayrımı, goal_reached tasarım hatası tespiti</w:t>
+            </w:r>
+          </w:p>
+        </w:tc>
+        <w:tc>
+          <w:tcPr>
+            <w:tcW w:type="dxa" w:w="2226"/>
+            <w:tcMar>
+              <w:top w:type="dxa" w:w="60"/>
+              <w:left w:type="dxa" w:w="100"/>
+              <w:bottom w:type="dxa" w:w="60"/>
+              <w:right w:type="dxa" w:w="100"/>
+            </w:tcMar>
+          </w:tcPr>
+          <w:p>
+            <w:r>
+              <w:rPr>
+                <w:sz w:val="19"/>
+                <w:szCs w:val="19"/>
+              </w:rPr>
+              <w:t xml:space="preserve">Hayır — mevcut bag'lerden</w:t>
+            </w:r>
+          </w:p>
+        </w:tc>
+      </w:tr>
+      <w:tr>
+        <w:tc>
+          <w:tcPr>
+            <w:tcW w:type="dxa" w:w="900"/>
+            <w:shd w:fill="F7F9FC" w:val="clear"/>
+            <w:tcMar>
+              <w:top w:type="dxa" w:w="60"/>
+              <w:left w:type="dxa" w:w="100"/>
+              <w:bottom w:type="dxa" w:w="60"/>
+              <w:right w:type="dxa" w:w="100"/>
+            </w:tcMar>
+          </w:tcPr>
+          <w:p>
+            <w:r>
+              <w:rPr>
+                <w:sz w:val="19"/>
+                <w:szCs w:val="19"/>
+              </w:rPr>
+              <w:t xml:space="preserve">İŞ 6</w:t>
+            </w:r>
+          </w:p>
+        </w:tc>
+        <w:tc>
+          <w:tcPr>
+            <w:tcW w:type="dxa" w:w="5900"/>
+            <w:shd w:fill="F7F9FC" w:val="clear"/>
+            <w:tcMar>
+              <w:top w:type="dxa" w:w="60"/>
+              <w:left w:type="dxa" w:w="100"/>
+              <w:bottom w:type="dxa" w:w="60"/>
+              <w:right w:type="dxa" w:w="100"/>
+            </w:tcMar>
+          </w:tcPr>
+          <w:p>
+            <w:r>
+              <w:rPr>
+                <w:sz w:val="19"/>
+                <w:szCs w:val="19"/>
+              </w:rPr>
+              <w:t xml:space="preserve">Düzeltme turu v2→v3: iki sınır eğrisi, y=0.6 konservatiflik, tünelleme teşhisi, run_valid bayrağı</w:t>
+            </w:r>
+          </w:p>
+        </w:tc>
+        <w:tc>
+          <w:tcPr>
+            <w:tcW w:type="dxa" w:w="2226"/>
+            <w:shd w:fill="F7F9FC" w:val="clear"/>
+            <w:tcMar>
+              <w:top w:type="dxa" w:w="60"/>
+              <w:left w:type="dxa" w:w="100"/>
+              <w:bottom w:type="dxa" w:w="60"/>
+              <w:right w:type="dxa" w:w="100"/>
+            </w:tcMar>
+          </w:tcPr>
+          <w:p>
+            <w:r>
+              <w:rPr>
+                <w:sz w:val="19"/>
+                <w:szCs w:val="19"/>
+              </w:rPr>
+              <w:t xml:space="preserve">Hayır — mevcut bag'lerden</w:t>
+            </w:r>
+          </w:p>
+        </w:tc>
+      </w:tr>
     </w:tbl>
     <w:p>
       <w:pPr>
         <w:spacing w:after="140"/>
       </w:pPr>
+    </w:p>
+    <w:p>
+      <w:pPr>
+        <w:pStyle w:val="Heading2"/>
+        <w:spacing w:after="140" w:before="280"/>
+      </w:pPr>
+      <w:r>
+        <w:rPr>
+          <w:b/>
+          <w:bCs/>
+          <w:color w:val="2E74B5"/>
+          <w:sz w:val="26"/>
+          <w:szCs w:val="26"/>
+        </w:rPr>
+        <w:t xml:space="preserve">3.5 5 Ağustos 2026 (devam) — Ana kampanya ve iki düzeltme turu</w:t>
+      </w:r>
+    </w:p>
+    <w:p>
+      <w:pPr>
+        <w:spacing w:after="120" w:line="276"/>
+      </w:pPr>
+      <w:r>
+        <w:rPr>
+          <w:sz w:val="22"/>
+          <w:szCs w:val="22"/>
+        </w:rPr>
+        <w:t xml:space="preserve">Aynı gün içinde üç ayrı aşama daha yaşandı. Sırasıyla: (1) QP maliyet fonksiyonunun normalize edilmesi — bu, önceden "v_min = -0.22 güvenliği bozuyor" diye rapor edilen bir sonucu geçersiz kıldı (Bölüm 6.7); (2) SHIFT modunun eksik türevi düzeltilerek SHIFT_CORRECT eklendi ve hedef-arayan bir nominal kontrolcü yazıldı; (3) bunların üzerine 600 + 120 koşuluk ana ızgara kampanyası koşuldu ve raporlandı.</w:t>
+      </w:r>
+    </w:p>
+    <w:p>
+      <w:pPr>
+        <w:spacing w:after="120" w:line="276"/>
+      </w:pPr>
+      <w:r>
+        <w:rPr>
+          <w:sz w:val="22"/>
+          <w:szCs w:val="22"/>
+        </w:rPr>
+        <w:t xml:space="preserve">İlk rapor (v1) yazılırken elle tablo aktarımı sırasında bir transkripsiyon hatası yapıldı ve bu, sahte bir "REACTIVE bazen DCBF'den iyi" bulgusu gibi göründü. Kullanıcının bunu sorgulaması üzerine ham veri yeniden kontrol edildi ve hatanın bende olduğu (kodda veya veride değil) doğrulandı — detay Bölüm 6.8'de. Bu olay, tüm tabloların artık programatik olarak dosyaya aktarılıp geri okunmasını, elle transkripsiyon yapılmamasını zorunlu kıldı.</w:t>
+      </w:r>
+    </w:p>
+    <w:p>
+      <w:pPr>
+        <w:spacing w:after="120" w:line="276"/>
+      </w:pPr>
+      <w:r>
+        <w:rPr>
+          <w:i/>
+          <w:iCs/>
+          <w:sz w:val="22"/>
+          <w:szCs w:val="22"/>
+        </w:rPr>
+        <w:t xml:space="preserve">Düzeltmeler iki turda yapıldı (v1→v2→v3), her turda YENİ KOŞU KOŞULMADI — sadece aynı bag kayıtları yeniden işlendi. Bu, ölçüm altyapısının (rosbag2 + ham kayıt saklama) değerini bir kez daha kanıtladı.</w:t>
+      </w:r>
     </w:p>
     <w:p>
       <w:pPr>
@@ -5272,6 +5580,180 @@
           <w:szCs w:val="22"/>
         </w:rPr>
         <w:t xml:space="preserve">Düzeltmeden sonra ardışık koşular arası fark 0.9 milimetreye indi. Bu, tekrarlanabilirliğin sayısal kanıtı oldu.</w:t>
+      </w:r>
+    </w:p>
+    <w:p>
+      <w:pPr>
+        <w:pStyle w:val="Heading2"/>
+        <w:spacing w:after="140" w:before="280"/>
+      </w:pPr>
+      <w:r>
+        <w:rPr>
+          <w:b/>
+          <w:bCs/>
+          <w:color w:val="2E74B5"/>
+          <w:sz w:val="26"/>
+          <w:szCs w:val="26"/>
+        </w:rPr>
+        <w:t xml:space="preserve">6.7 Dengesiz QP maliyeti (geriye dönük bir sonucu geçersiz kıldı)</w:t>
+      </w:r>
+    </w:p>
+    <w:p>
+      <w:pPr>
+        <w:pBdr>
+          <w:top w:val="single" w:color="FBE4E4" w:sz="2" w:space="6"/>
+          <w:bottom w:val="single" w:color="FBE4E4" w:sz="2" w:space="6"/>
+          <w:left w:val="single" w:color="C00000" w:sz="18" w:space="8"/>
+          <w:right w:val="single" w:color="FBE4E4" w:sz="2" w:space="6"/>
+        </w:pBdr>
+        <w:shd w:fill="FBE4E4" w:val="clear"/>
+        <w:spacing w:after="160" w:before="120" w:line="276"/>
+      </w:pPr>
+      <w:r>
+        <w:rPr>
+          <w:sz w:val="21"/>
+          <w:szCs w:val="21"/>
+        </w:rPr>
+        <w:t xml:space="preserve">QP amaç fonksiyonu (v-v_nom)^2 + (w-w_nom)^2 idi. v aralığı 0.22 m/s, w aralığı 5.68 rad/s -- ~26 kat fark. Bu, filtrenin ucuz görünen "düz frenlemeyi" pahalı görünen "dönerek kaçmaya" sistematik olarak tercih etmesine yol açıyordu.</w:t>
+      </w:r>
+    </w:p>
+    <w:p>
+      <w:pPr>
+        <w:spacing w:after="120" w:line="276"/>
+      </w:pPr>
+      <w:r>
+        <w:rPr>
+          <w:sz w:val="22"/>
+          <w:szCs w:val="22"/>
+        </w:rPr>
+        <w:t xml:space="preserve">Bu, önceden koşulmuş bir deneyin sonucunu geçersiz kıldı: v_min = -0.22 (geri gidebilme) tanımlandığında çarpışma oranının 0/10'dan 10/10'a çıktığı rapor edilmişti. Maliyet normalize edilip aynı test tekrarlanınca sonuç 0/10 -&gt; 0/10 çıktı, yani bozulma YOKTU. Önceki sonuç filtrenin gerçek davranışı değil, dengesiz maliyetin bir yapaylığıymış.</w:t>
+      </w:r>
+    </w:p>
+    <w:p>
+      <w:pPr>
+        <w:spacing w:after="120" w:line="276"/>
+      </w:pPr>
+      <w:r>
+        <w:rPr>
+          <w:b/>
+          <w:bCs/>
+          <w:sz w:val="22"/>
+          <w:szCs w:val="22"/>
+        </w:rPr>
+        <w:t xml:space="preserve">Ders: bir maliyet fonksiyonunun eksenleri farklı fiziksel birimlerdeyse (m/s vs rad/s), ölçeklendirilmeden karşılaştırılamaz. Bu tip bir hata, sonucu "yanlış" değil "yanıltıcı doğru" yapar -- fark etmesi daha zordur.</w:t>
+      </w:r>
+    </w:p>
+    <w:p>
+      <w:pPr>
+        <w:pStyle w:val="Heading2"/>
+        <w:spacing w:after="140" w:before="280"/>
+      </w:pPr>
+      <w:r>
+        <w:rPr>
+          <w:b/>
+          <w:bCs/>
+          <w:color w:val="2E74B5"/>
+          <w:sz w:val="26"/>
+          <w:szCs w:val="26"/>
+        </w:rPr>
+        <w:t xml:space="preserve">6.8 Sahte "inversiyon" bulgusu — elle transkripsiyon hatası</w:t>
+      </w:r>
+    </w:p>
+    <w:p>
+      <w:pPr>
+        <w:pBdr>
+          <w:top w:val="single" w:color="FBE4E4" w:sz="2" w:space="6"/>
+          <w:bottom w:val="single" w:color="FBE4E4" w:sz="2" w:space="6"/>
+          <w:left w:val="single" w:color="C00000" w:sz="18" w:space="8"/>
+          <w:right w:val="single" w:color="FBE4E4" w:sz="2" w:space="6"/>
+        </w:pBdr>
+        <w:shd w:fill="FBE4E4" w:val="clear"/>
+        <w:spacing w:after="160" w:before="120" w:line="276"/>
+      </w:pPr>
+      <w:r>
+        <w:rPr>
+          <w:sz w:val="21"/>
+          <w:szCs w:val="21"/>
+        </w:rPr>
+        <w:t xml:space="preserve">İlk kampanya raporu (v1) yazılırken terminal çıktısından tabloya elle veri aktarılırken iki hücrede (v=1.2 ve v=1.4, y=0.2, REACTIVE) frozen sütunundaki değer yanlışlıkla contact sütununa yazıldı. Bu, REACTIVE'in yüksek hızda DCBF'den daha iyi performans gösterdiği gibi sahte bir "inversiyon" bulgusu yarattı.</w:t>
+      </w:r>
+    </w:p>
+    <w:p>
+      <w:pPr>
+        <w:spacing w:after="120" w:line="276"/>
+      </w:pPr>
+      <w:r>
+        <w:rPr>
+          <w:sz w:val="22"/>
+          <w:szCs w:val="22"/>
+        </w:rPr>
+        <w:t xml:space="preserve">Kullanıcı bu bulguyu ayrı bir araştırma maddesi olarak sorgulayınca ham CSV doğrudan yeniden okundu: REACTIVE aslında her iki hücrede de 10/10 tam çarpışıyordu — DCBF ile birebir aynı, ısı haritasının (her zaman doğru kodlanmış) zaten gösterdiği gibi. Hata kodda, veride veya görselleştirmede değil, yalnızca elle yazılan tabloda tespit edildi.</w:t>
+      </w:r>
+    </w:p>
+    <w:p>
+      <w:pPr>
+        <w:pBdr>
+          <w:top w:val="single" w:color="E2EFDA" w:sz="2" w:space="6"/>
+          <w:bottom w:val="single" w:color="E2EFDA" w:sz="2" w:space="6"/>
+          <w:left w:val="single" w:color="548235" w:sz="18" w:space="8"/>
+          <w:right w:val="single" w:color="E2EFDA" w:sz="2" w:space="6"/>
+        </w:pBdr>
+        <w:shd w:fill="E2EFDA" w:val="clear"/>
+        <w:spacing w:after="160" w:before="120" w:line="276"/>
+      </w:pPr>
+      <w:r>
+        <w:rPr>
+          <w:sz w:val="21"/>
+          <w:szCs w:val="21"/>
+        </w:rPr>
+        <w:t xml:space="preserve">Bu olaydan sonra kalıcı bir kural konuldu: tüm sayısal tablolar bundan böyle programatik olarak dosyaya export edilip geri okunacak, hiçbir zaman terminal çıktısından elle transkribe edilmeyecek. CHANGELOG.md'ye "geri çekilen bulgu" olarak kaydedildi.</w:t>
+      </w:r>
+    </w:p>
+    <w:p>
+      <w:pPr>
+        <w:pStyle w:val="Heading2"/>
+        <w:spacing w:after="140" w:before="280"/>
+      </w:pPr>
+      <w:r>
+        <w:rPr>
+          <w:b/>
+          <w:bCs/>
+          <w:color w:val="2E74B5"/>
+          <w:sz w:val="26"/>
+          <w:szCs w:val="26"/>
+        </w:rPr>
+        <w:t xml:space="preserve">6.9 goal_reached tasarım hatası ve fiziksel-olarak-imkânsız koşular</w:t>
+      </w:r>
+    </w:p>
+    <w:p>
+      <w:pPr>
+        <w:pBdr>
+          <w:top w:val="single" w:color="FBE4E4" w:sz="2" w:space="6"/>
+          <w:bottom w:val="single" w:color="FBE4E4" w:sz="2" w:space="6"/>
+          <w:left w:val="single" w:color="C00000" w:sz="18" w:space="8"/>
+          <w:right w:val="single" w:color="FBE4E4" w:sz="2" w:space="6"/>
+        </w:pBdr>
+        <w:shd w:fill="FBE4E4" w:val="clear"/>
+        <w:spacing w:after="160" w:before="120" w:line="276"/>
+      </w:pPr>
+      <w:r>
+        <w:rPr>
+          <w:sz w:val="21"/>
+          <w:szCs w:val="21"/>
+        </w:rPr>
+        <w:t xml:space="preserve">Ana kampanyada duration=15s seçilmişti, ama goal_seeking nominalin hedefe (x=4.0 m, v_max=0.22 m/s) ulaşması en iyi durumda bile ~18.2 s gerektiriyor. Sonuç: 60 hücrenin TAMAMINDA goal_reached=0 çıktı — bu bir filtre bulgusu değil, kampanya tasarım hatası.</w:t>
+      </w:r>
+    </w:p>
+    <w:p>
+      <w:pPr>
+        <w:spacing w:after="120" w:line="276"/>
+      </w:pPr>
+      <w:r>
+        <w:rPr>
+          <w:sz w:val="22"/>
+          <w:szCs w:val="22"/>
+        </w:rPr>
+        <w:t xml:space="preserve">Ayrıca run_valid bayrağı eklenirken (Bölüm 10, İş 6) toplam 1049 koşudan 3'ünün fiziksel olarak imkânsız yer değiştirmeler içerdiği bulundu (final_x = -18.32 m, -7.46 m, -1.56 m gibi -- 15-30 saniyede ulaşılamayacak mesafeler), muhtemelen bir Gazebo/reset artefaktı. Medyan yerine açık bir bayrak tercih edildi, çünkü medyan aykırılığı gizler.</w:t>
       </w:r>
     </w:p>
     <w:p>
@@ -7678,6 +8160,197 @@
     </w:p>
     <w:p>
       <w:pPr>
+        <w:pStyle w:val="Heading2"/>
+        <w:spacing w:after="140" w:before="280"/>
+      </w:pPr>
+      <w:r>
+        <w:rPr>
+          <w:b/>
+          <w:bCs/>
+          <w:color w:val="2E74B5"/>
+          <w:sz w:val="26"/>
+          <w:szCs w:val="26"/>
+        </w:rPr>
+        <w:t xml:space="preserve">7.3 Ana ızgara kampanyası: sınır haritasının ilk kesiti</w:t>
+      </w:r>
+    </w:p>
+    <w:p>
+      <w:pPr>
+        <w:spacing w:after="120" w:line="276"/>
+      </w:pPr>
+      <w:r>
+        <w:rPr>
+          <w:sz w:val="22"/>
+          <w:szCs w:val="22"/>
+        </w:rPr>
+        <w:t xml:space="preserve">Bölüm 7.2'deki tek-nokta bulgusundan sonra üç düzeltme yapıldı (QP maliyet normalizasyonu, hedef-arayan nominal kontrolcü, SHIFT_CORRECT modu) ve bunların üzerine 6 kapanma hızı (0.4-1.4 m/s) x 4 yanal ofset (0.2-0.6 m) x 2 mod x 10 tekrar = 600 koşuluk ana ızgara kampanyası (+ y=0.0 için 120 koşuluk ek) koşuldu — 0 hata.</w:t>
+      </w:r>
+    </w:p>
+    <w:p>
+      <w:pPr>
+        <w:spacing w:after="120" w:line="276"/>
+      </w:pPr>
+      <w:r>
+        <w:rPr>
+          <w:sz w:val="22"/>
+          <w:szCs w:val="22"/>
+        </w:rPr>
+        <w:t xml:space="preserve">Bu, tezin "garanti nerede çöker" sorusuna ilk kez iki boyutlu (hız x ofset) bir cevap veren kampanya. Ham ızgara üzerine, yeni koşu gerektirmeyen iki düzeltme turu (v1→v2→v3) uygulandı ve dört yeni bulgu ortaya çıktı (Bölüm 7.4).</w:t>
+      </w:r>
+    </w:p>
+    <w:p>
+      <w:pPr>
+        <w:pStyle w:val="Heading2"/>
+        <w:spacing w:after="140" w:before="280"/>
+      </w:pPr>
+      <w:r>
+        <w:rPr>
+          <w:b/>
+          <w:bCs/>
+          <w:color w:val="2E74B5"/>
+          <w:sz w:val="26"/>
+          <w:szCs w:val="26"/>
+        </w:rPr>
+        <w:t xml:space="preserve">7.4 İki düzeltme turunun bulguları</w:t>
+      </w:r>
+    </w:p>
+    <w:p>
+      <w:pPr>
+        <w:spacing w:after="120" w:line="276"/>
+      </w:pPr>
+      <w:r>
+        <w:rPr>
+          <w:sz w:val="22"/>
+          <w:szCs w:val="22"/>
+        </w:rPr>
+        <w:t xml:space="preserve">Yeni koşu koşulmadan, mevcut kayıtların yeniden işlenmesiyle çıkan dört bulgu:</w:t>
+      </w:r>
+    </w:p>
+    <w:p>
+      <w:pPr>
+        <w:pStyle w:val="ListParagraph"/>
+        <w:numPr>
+          <w:ilvl w:val="0"/>
+          <w:numId w:val="2"/>
+        </w:numPr>
+        <w:spacing w:after="80" w:line="276"/>
+      </w:pPr>
+      <w:r>
+        <w:rPr>
+          <w:b/>
+          <w:bCs/>
+          <w:sz w:val="22"/>
+          <w:szCs w:val="22"/>
+        </w:rPr>
+        <w:t xml:space="preserve">İki ayrı sınır eğrisi: </w:t>
+      </w:r>
+      <w:r>
+        <w:rPr>
+          <w:sz w:val="22"/>
+          <w:szCs w:val="22"/>
+        </w:rPr>
+        <w:t xml:space="preserve">contact (fiziksel temas) ile margin_violation (h&lt;0) farklı şekiller çiziyor. y=0.3, v=0.8-1.2 hücrelerinde DCBF çarpışmayı önlüyor ama h negatife düşüyor -- ileri-değişmezlik garantisi girdi doygunluğu altında pratikte bozuluyor.</w:t>
+      </w:r>
+    </w:p>
+    <w:p>
+      <w:pPr>
+        <w:pStyle w:val="ListParagraph"/>
+        <w:numPr>
+          <w:ilvl w:val="0"/>
+          <w:numId w:val="2"/>
+        </w:numPr>
+        <w:spacing w:after="80" w:line="276"/>
+      </w:pPr>
+      <w:r>
+        <w:rPr>
+          <w:b/>
+          <w:bCs/>
+          <w:sz w:val="22"/>
+          <w:szCs w:val="22"/>
+        </w:rPr>
+        <w:t xml:space="preserve">y=0.6 konservatiflik kanıtı: </w:t>
+      </w:r>
+      <w:r>
+        <w:rPr>
+          <w:sz w:val="22"/>
+          <w:szCs w:val="22"/>
+        </w:rPr>
+        <w:t xml:space="preserve">çarpışma riski sıfırken DCBF müdahalesi engel hızıyla 1.25'ten 8.29'a çıkıyor, REACTIVE ~0.0001-0.0002'de sabit kalıyor -- dört büyüklük mertebesi fark, sıfır güvenlik kazancı.</w:t>
+      </w:r>
+    </w:p>
+    <w:p>
+      <w:pPr>
+        <w:pStyle w:val="ListParagraph"/>
+        <w:numPr>
+          <w:ilvl w:val="0"/>
+          <w:numId w:val="2"/>
+        </w:numPr>
+        <w:spacing w:after="80" w:line="276"/>
+      </w:pPr>
+      <w:r>
+        <w:rPr>
+          <w:b/>
+          <w:bCs/>
+          <w:sz w:val="22"/>
+          <w:szCs w:val="22"/>
+        </w:rPr>
+        <w:t xml:space="preserve">Tünelleme teşhisi: </w:t>
+      </w:r>
+      <w:r>
+        <w:rPr>
+          <w:sz w:val="22"/>
+          <w:szCs w:val="22"/>
+        </w:rPr>
+        <w:t xml:space="preserve">y=0.0, v&gt;=0.8'de d_min~0.002 m ölçüldü (fiziksel engelleme olsaydı ~0.374 m platosu beklenirdi). Engelin gerçek collision geometrisi var; sonuç hızlı kapanan cisimlerin bir fizik adımında birbirinin içinden geçmesi (tünelleme), fiziksel sıkışma değil.</w:t>
+      </w:r>
+    </w:p>
+    <w:p>
+      <w:pPr>
+        <w:pStyle w:val="ListParagraph"/>
+        <w:numPr>
+          <w:ilvl w:val="0"/>
+          <w:numId w:val="2"/>
+        </w:numPr>
+        <w:spacing w:after="80" w:line="276"/>
+      </w:pPr>
+      <w:r>
+        <w:rPr>
+          <w:b/>
+          <w:bCs/>
+          <w:sz w:val="22"/>
+          <w:szCs w:val="22"/>
+        </w:rPr>
+        <w:t xml:space="preserve">run_valid bayrağı: </w:t>
+      </w:r>
+      <w:r>
+        <w:rPr>
+          <w:sz w:val="22"/>
+          <w:szCs w:val="22"/>
+        </w:rPr>
+        <w:t xml:space="preserve">1049 koşudan 10'u işaretlendi (6'sı bilinen eski veri, 1'i beklenen yanlış-pozitif, 3'ü gerçek anomali). Medyan yerine açık bayrak -- (v=1.0,y=0.2,DCBF) hücresinin ortalaması düzeltildi: d_min_ort 1.31→0.321.</w:t>
+      </w:r>
+    </w:p>
+    <w:p>
+      <w:pPr>
+        <w:pBdr>
+          <w:top w:val="single" w:color="FFF2CC" w:sz="2" w:space="6"/>
+          <w:bottom w:val="single" w:color="FFF2CC" w:sz="2" w:space="6"/>
+          <w:left w:val="single" w:color="BF8F00" w:sz="18" w:space="8"/>
+          <w:right w:val="single" w:color="FFF2CC" w:sz="2" w:space="6"/>
+        </w:pBdr>
+        <w:shd w:fill="FFF2CC" w:val="clear"/>
+        <w:spacing w:after="160" w:before="120" w:line="276"/>
+      </w:pPr>
+      <w:r>
+        <w:rPr>
+          <w:sz w:val="21"/>
+          <w:szCs w:val="21"/>
+        </w:rPr>
+        <w:t xml:space="preserve">Ayrıca bu turda sahte bir "REACTIVE bazen DCBF'den iyi" bulgusu (inversiyon) ortaya çıkmış gibi görünmüştü — ham veri kontrol edilince bunun bir transkripsiyon hatası olduğu anlaşıldı, geri çekildi (Bölüm 6.8). Bu, tabloların artık her zaman programatik export edilmesi kuralını doğurdu.</w:t>
+      </w:r>
+    </w:p>
+    <w:p>
+      <w:pPr>
         <w:pStyle w:val="Heading1"/>
         <w:spacing w:after="180" w:before="360"/>
       </w:pPr>
@@ -7856,7 +8529,7 @@
                 <w:sz w:val="19"/>
                 <w:szCs w:val="19"/>
               </w:rPr>
-              <w:t xml:space="preserve">Çalışıyor — gerçek Gazebo robotunda uçtan uca doğrulandı</w:t>
+              <w:t xml:space="preserve">Çalışıyor — 4 mod (REACTIVE/DCBF/SHIFT/SHIFT_CORRECT), normalize QP maliyeti</w:t>
             </w:r>
           </w:p>
         </w:tc>
@@ -7898,7 +8571,7 @@
                 <w:sz w:val="19"/>
                 <w:szCs w:val="19"/>
               </w:rPr>
-              <w:t xml:space="preserve">Altı bileşen tamam — tek komutla 30 koşuluk kampanya ~12 dakikada</w:t>
+              <w:t xml:space="preserve">Altı bileşen tamam — tek komutla büyük kampanyalar insan müdahalesi olmadan koşuyor</w:t>
             </w:r>
           </w:p>
         </w:tc>
@@ -7921,7 +8594,7 @@
                 <w:sz w:val="19"/>
                 <w:szCs w:val="19"/>
               </w:rPr>
-              <w:t xml:space="preserve">Tanılama kampanyaları</w:t>
+              <w:t xml:space="preserve">Nominal kontrolcü</w:t>
             </w:r>
           </w:p>
         </w:tc>
@@ -7942,7 +8615,7 @@
                 <w:sz w:val="19"/>
                 <w:szCs w:val="19"/>
               </w:rPr>
-              <w:t xml:space="preserve">4 kampanya, 120 koşu, 0 hata</w:t>
+              <w:t xml:space="preserve">Sabit komuttan hedef-arayan (goal_seeking), engelden habersiz kontrolcüye geçildi</w:t>
             </w:r>
           </w:p>
         </w:tc>
@@ -7964,6 +8637,49 @@
                 <w:sz w:val="19"/>
                 <w:szCs w:val="19"/>
               </w:rPr>
+              <w:t xml:space="preserve">Tanılama kampanyaları</w:t>
+            </w:r>
+          </w:p>
+        </w:tc>
+        <w:tc>
+          <w:tcPr>
+            <w:tcW w:type="dxa" w:w="6426"/>
+            <w:tcMar>
+              <w:top w:type="dxa" w:w="60"/>
+              <w:left w:type="dxa" w:w="100"/>
+              <w:bottom w:type="dxa" w:w="60"/>
+              <w:right w:type="dxa" w:w="100"/>
+            </w:tcMar>
+          </w:tcPr>
+          <w:p>
+            <w:r>
+              <w:rPr>
+                <w:sz w:val="19"/>
+                <w:szCs w:val="19"/>
+              </w:rPr>
+              <w:t xml:space="preserve">4 küçük kampanya (120 koşu) + ana ızgara kampanyası (600+120 koşu), toplam 0 hata</w:t>
+            </w:r>
+          </w:p>
+        </w:tc>
+      </w:tr>
+      <w:tr>
+        <w:tc>
+          <w:tcPr>
+            <w:tcW w:type="dxa" w:w="2600"/>
+            <w:shd w:fill="F7F9FC" w:val="clear"/>
+            <w:tcMar>
+              <w:top w:type="dxa" w:w="60"/>
+              <w:left w:type="dxa" w:w="100"/>
+              <w:bottom w:type="dxa" w:w="60"/>
+              <w:right w:type="dxa" w:w="100"/>
+            </w:tcMar>
+          </w:tcPr>
+          <w:p>
+            <w:r>
+              <w:rPr>
+                <w:sz w:val="19"/>
+                <w:szCs w:val="19"/>
+              </w:rPr>
               <w:t xml:space="preserve">Metrik altyapısı</w:t>
             </w:r>
           </w:p>
@@ -7971,20 +8687,63 @@
         <w:tc>
           <w:tcPr>
             <w:tcW w:type="dxa" w:w="6426"/>
-            <w:tcMar>
-              <w:top w:type="dxa" w:w="60"/>
-              <w:left w:type="dxa" w:w="100"/>
-              <w:bottom w:type="dxa" w:w="60"/>
-              <w:right w:type="dxa" w:w="100"/>
-            </w:tcMar>
-          </w:tcPr>
-          <w:p>
-            <w:r>
-              <w:rPr>
-                <w:sz w:val="19"/>
-                <w:szCs w:val="19"/>
-              </w:rPr>
-              <w:t xml:space="preserve">Güvenlik + bedel + QP sağlığı + izlenebilirlik sütunları</w:t>
+            <w:shd w:fill="F7F9FC" w:val="clear"/>
+            <w:tcMar>
+              <w:top w:type="dxa" w:w="60"/>
+              <w:left w:type="dxa" w:w="100"/>
+              <w:bottom w:type="dxa" w:w="60"/>
+              <w:right w:type="dxa" w:w="100"/>
+            </w:tcMar>
+          </w:tcPr>
+          <w:p>
+            <w:r>
+              <w:rPr>
+                <w:sz w:val="19"/>
+                <w:szCs w:val="19"/>
+              </w:rPr>
+              <w:t xml:space="preserve">Güvenlik + bedel + QP sağlığı + izlenebilirlik + run_valid doğrulama bayrağı</w:t>
+            </w:r>
+          </w:p>
+        </w:tc>
+      </w:tr>
+      <w:tr>
+        <w:tc>
+          <w:tcPr>
+            <w:tcW w:type="dxa" w:w="2600"/>
+            <w:tcMar>
+              <w:top w:type="dxa" w:w="60"/>
+              <w:left w:type="dxa" w:w="100"/>
+              <w:bottom w:type="dxa" w:w="60"/>
+              <w:right w:type="dxa" w:w="100"/>
+            </w:tcMar>
+          </w:tcPr>
+          <w:p>
+            <w:r>
+              <w:rPr>
+                <w:sz w:val="19"/>
+                <w:szCs w:val="19"/>
+              </w:rPr>
+              <w:t xml:space="preserve">Sınır haritası</w:t>
+            </w:r>
+          </w:p>
+        </w:tc>
+        <w:tc>
+          <w:tcPr>
+            <w:tcW w:type="dxa" w:w="6426"/>
+            <w:tcMar>
+              <w:top w:type="dxa" w:w="60"/>
+              <w:left w:type="dxa" w:w="100"/>
+              <w:bottom w:type="dxa" w:w="60"/>
+              <w:right w:type="dxa" w:w="100"/>
+            </w:tcMar>
+          </w:tcPr>
+          <w:p>
+            <w:r>
+              <w:rPr>
+                <w:sz w:val="19"/>
+                <w:szCs w:val="19"/>
+              </w:rPr>
+              <w:t xml:space="preserve">İlk iki boyutlu kesit (hız x ofset) elde edildi; iki ayrı sınır eğrisi (çarpışma/marj) ayrıştırıldı</w:t>
             </w:r>
           </w:p>
         </w:tc>
@@ -8331,7 +9090,7 @@
                 <w:sz w:val="19"/>
                 <w:szCs w:val="19"/>
               </w:rPr>
-              <w:t xml:space="preserve">Aktüatör gecikmesi teşhisi</w:t>
+              <w:t xml:space="preserve">QP maliyet normalizasyonu</w:t>
             </w:r>
           </w:p>
         </w:tc>
@@ -8351,7 +9110,7 @@
                 <w:sz w:val="19"/>
                 <w:szCs w:val="19"/>
               </w:rPr>
-              <w:t xml:space="preserve">Hayır</w:t>
+              <w:t xml:space="preserve">Doğrulama kampanyası</w:t>
             </w:r>
           </w:p>
         </w:tc>
@@ -8371,7 +9130,7 @@
                 <w:sz w:val="19"/>
                 <w:szCs w:val="19"/>
               </w:rPr>
-              <w:t xml:space="preserve">Sırada</w:t>
+              <w:t xml:space="preserve">Tamamlandı</w:t>
             </w:r>
           </w:p>
         </w:tc>
@@ -8415,7 +9174,7 @@
                 <w:sz w:val="19"/>
                 <w:szCs w:val="19"/>
               </w:rPr>
-              <w:t xml:space="preserve">SHIFT türev düzeltmesi + üçlü karşılaştırma</w:t>
+              <w:t xml:space="preserve">SHIFT_CORRECT + hedef-arayan nominal kontrolcü</w:t>
             </w:r>
           </w:p>
         </w:tc>
@@ -8436,7 +9195,7 @@
                 <w:sz w:val="19"/>
                 <w:szCs w:val="19"/>
               </w:rPr>
-              <w:t xml:space="preserve">Küçük kampanya</w:t>
+              <w:t xml:space="preserve">Doğrulama kampanyası</w:t>
             </w:r>
           </w:p>
         </w:tc>
@@ -8457,7 +9216,7 @@
                 <w:sz w:val="19"/>
                 <w:szCs w:val="19"/>
               </w:rPr>
-              <w:t xml:space="preserve">Planlandı</w:t>
+              <w:t xml:space="preserve">Tamamlandı</w:t>
             </w:r>
           </w:p>
         </w:tc>
@@ -8499,7 +9258,7 @@
                 <w:sz w:val="19"/>
                 <w:szCs w:val="19"/>
               </w:rPr>
-              <w:t xml:space="preserve">Hız oranı taraması (sınır haritası)</w:t>
+              <w:t xml:space="preserve">ANA IZGARA KAMPANYASI (İŞ 5.4-B)</w:t>
             </w:r>
           </w:p>
         </w:tc>
@@ -8519,7 +9278,7 @@
                 <w:sz w:val="19"/>
                 <w:szCs w:val="19"/>
               </w:rPr>
-              <w:t xml:space="preserve">Ana kampanya</w:t>
+              <w:t xml:space="preserve">600 + 120 koşu</w:t>
             </w:r>
           </w:p>
         </w:tc>
@@ -8539,7 +9298,7 @@
                 <w:sz w:val="19"/>
                 <w:szCs w:val="19"/>
               </w:rPr>
-              <w:t xml:space="preserve">Planlandı</w:t>
+              <w:t xml:space="preserve">Tamamlandı</w:t>
             </w:r>
           </w:p>
         </w:tc>
@@ -8583,7 +9342,7 @@
                 <w:sz w:val="19"/>
                 <w:szCs w:val="19"/>
               </w:rPr>
-              <w:t xml:space="preserve">α (alfa) taraması</w:t>
+              <w:t xml:space="preserve">İki düzeltme turu (iki sınır eğrisi, y=0.6, tünelleme, run_valid)</w:t>
             </w:r>
           </w:p>
         </w:tc>
@@ -8604,7 +9363,7 @@
                 <w:sz w:val="19"/>
                 <w:szCs w:val="19"/>
               </w:rPr>
-              <w:t xml:space="preserve">Evet</w:t>
+              <w:t xml:space="preserve">Hayır</w:t>
             </w:r>
           </w:p>
         </w:tc>
@@ -8625,7 +9384,7 @@
                 <w:sz w:val="19"/>
                 <w:szCs w:val="19"/>
               </w:rPr>
-              <w:t xml:space="preserve">Planlandı</w:t>
+              <w:t xml:space="preserve">Tamamlandı</w:t>
             </w:r>
           </w:p>
         </w:tc>
@@ -8667,6 +9426,342 @@
                 <w:sz w:val="19"/>
                 <w:szCs w:val="19"/>
               </w:rPr>
+              <w:t xml:space="preserve">duration=30s alt kümesi (goal_reached/time_to_goal kurtarma)</w:t>
+            </w:r>
+          </w:p>
+        </w:tc>
+        <w:tc>
+          <w:tcPr>
+            <w:tcW w:type="dxa" w:w="2200"/>
+            <w:tcMar>
+              <w:top w:type="dxa" w:w="60"/>
+              <w:left w:type="dxa" w:w="100"/>
+              <w:bottom w:type="dxa" w:w="60"/>
+              <w:right w:type="dxa" w:w="100"/>
+            </w:tcMar>
+          </w:tcPr>
+          <w:p>
+            <w:r>
+              <w:rPr>
+                <w:sz w:val="19"/>
+                <w:szCs w:val="19"/>
+              </w:rPr>
+              <w:t xml:space="preserve">180 koşu</w:t>
+            </w:r>
+          </w:p>
+        </w:tc>
+        <w:tc>
+          <w:tcPr>
+            <w:tcW w:type="dxa" w:w="1826"/>
+            <w:tcMar>
+              <w:top w:type="dxa" w:w="60"/>
+              <w:left w:type="dxa" w:w="100"/>
+              <w:bottom w:type="dxa" w:w="60"/>
+              <w:right w:type="dxa" w:w="100"/>
+            </w:tcMar>
+          </w:tcPr>
+          <w:p>
+            <w:r>
+              <w:rPr>
+                <w:sz w:val="19"/>
+                <w:szCs w:val="19"/>
+              </w:rPr>
+              <w:t xml:space="preserve">Karar bekliyor</w:t>
+            </w:r>
+          </w:p>
+        </w:tc>
+      </w:tr>
+      <w:tr>
+        <w:tc>
+          <w:tcPr>
+            <w:tcW w:type="dxa" w:w="700"/>
+            <w:shd w:fill="F7F9FC" w:val="clear"/>
+            <w:tcMar>
+              <w:top w:type="dxa" w:w="60"/>
+              <w:left w:type="dxa" w:w="100"/>
+              <w:bottom w:type="dxa" w:w="60"/>
+              <w:right w:type="dxa" w:w="100"/>
+            </w:tcMar>
+          </w:tcPr>
+          <w:p>
+            <w:r>
+              <w:rPr>
+                <w:sz w:val="19"/>
+                <w:szCs w:val="19"/>
+              </w:rPr>
+              <w:t xml:space="preserve">8</w:t>
+            </w:r>
+          </w:p>
+        </w:tc>
+        <w:tc>
+          <w:tcPr>
+            <w:tcW w:type="dxa" w:w="4300"/>
+            <w:shd w:fill="F7F9FC" w:val="clear"/>
+            <w:tcMar>
+              <w:top w:type="dxa" w:w="60"/>
+              <w:left w:type="dxa" w:w="100"/>
+              <w:bottom w:type="dxa" w:w="60"/>
+              <w:right w:type="dxa" w:w="100"/>
+            </w:tcMar>
+          </w:tcPr>
+          <w:p>
+            <w:r>
+              <w:rPr>
+                <w:sz w:val="19"/>
+                <w:szCs w:val="19"/>
+              </w:rPr>
+              <w:t xml:space="preserve">Izgara boşluğu doldurma (y=0.35/0.40)</w:t>
+            </w:r>
+          </w:p>
+        </w:tc>
+        <w:tc>
+          <w:tcPr>
+            <w:tcW w:type="dxa" w:w="2200"/>
+            <w:shd w:fill="F7F9FC" w:val="clear"/>
+            <w:tcMar>
+              <w:top w:type="dxa" w:w="60"/>
+              <w:left w:type="dxa" w:w="100"/>
+              <w:bottom w:type="dxa" w:w="60"/>
+              <w:right w:type="dxa" w:w="100"/>
+            </w:tcMar>
+          </w:tcPr>
+          <w:p>
+            <w:r>
+              <w:rPr>
+                <w:sz w:val="19"/>
+                <w:szCs w:val="19"/>
+              </w:rPr>
+              <w:t xml:space="preserve">240 koşu</w:t>
+            </w:r>
+          </w:p>
+        </w:tc>
+        <w:tc>
+          <w:tcPr>
+            <w:tcW w:type="dxa" w:w="1826"/>
+            <w:shd w:fill="F7F9FC" w:val="clear"/>
+            <w:tcMar>
+              <w:top w:type="dxa" w:w="60"/>
+              <w:left w:type="dxa" w:w="100"/>
+              <w:bottom w:type="dxa" w:w="60"/>
+              <w:right w:type="dxa" w:w="100"/>
+            </w:tcMar>
+          </w:tcPr>
+          <w:p>
+            <w:r>
+              <w:rPr>
+                <w:sz w:val="19"/>
+                <w:szCs w:val="19"/>
+              </w:rPr>
+              <w:t xml:space="preserve">Karar bekliyor</w:t>
+            </w:r>
+          </w:p>
+        </w:tc>
+      </w:tr>
+      <w:tr>
+        <w:tc>
+          <w:tcPr>
+            <w:tcW w:type="dxa" w:w="700"/>
+            <w:tcMar>
+              <w:top w:type="dxa" w:w="60"/>
+              <w:left w:type="dxa" w:w="100"/>
+              <w:bottom w:type="dxa" w:w="60"/>
+              <w:right w:type="dxa" w:w="100"/>
+            </w:tcMar>
+          </w:tcPr>
+          <w:p>
+            <w:r>
+              <w:rPr>
+                <w:sz w:val="19"/>
+                <w:szCs w:val="19"/>
+              </w:rPr>
+              <w:t xml:space="preserve">9</w:t>
+            </w:r>
+          </w:p>
+        </w:tc>
+        <w:tc>
+          <w:tcPr>
+            <w:tcW w:type="dxa" w:w="4300"/>
+            <w:tcMar>
+              <w:top w:type="dxa" w:w="60"/>
+              <w:left w:type="dxa" w:w="100"/>
+              <w:bottom w:type="dxa" w:w="60"/>
+              <w:right w:type="dxa" w:w="100"/>
+            </w:tcMar>
+          </w:tcPr>
+          <w:p>
+            <w:r>
+              <w:rPr>
+                <w:sz w:val="19"/>
+                <w:szCs w:val="19"/>
+              </w:rPr>
+              <w:t xml:space="preserve">Öngörü ufku (T) taraması</w:t>
+            </w:r>
+          </w:p>
+        </w:tc>
+        <w:tc>
+          <w:tcPr>
+            <w:tcW w:type="dxa" w:w="2200"/>
+            <w:tcMar>
+              <w:top w:type="dxa" w:w="60"/>
+              <w:left w:type="dxa" w:w="100"/>
+              <w:bottom w:type="dxa" w:w="60"/>
+              <w:right w:type="dxa" w:w="100"/>
+            </w:tcMar>
+          </w:tcPr>
+          <w:p>
+            <w:r>
+              <w:rPr>
+                <w:sz w:val="19"/>
+                <w:szCs w:val="19"/>
+              </w:rPr>
+              <w:t xml:space="preserve">Evet</w:t>
+            </w:r>
+          </w:p>
+        </w:tc>
+        <w:tc>
+          <w:tcPr>
+            <w:tcW w:type="dxa" w:w="1826"/>
+            <w:tcMar>
+              <w:top w:type="dxa" w:w="60"/>
+              <w:left w:type="dxa" w:w="100"/>
+              <w:bottom w:type="dxa" w:w="60"/>
+              <w:right w:type="dxa" w:w="100"/>
+            </w:tcMar>
+          </w:tcPr>
+          <w:p>
+            <w:r>
+              <w:rPr>
+                <w:sz w:val="19"/>
+                <w:szCs w:val="19"/>
+              </w:rPr>
+              <w:t xml:space="preserve">Planlandı</w:t>
+            </w:r>
+          </w:p>
+        </w:tc>
+      </w:tr>
+      <w:tr>
+        <w:tc>
+          <w:tcPr>
+            <w:tcW w:type="dxa" w:w="700"/>
+            <w:shd w:fill="F7F9FC" w:val="clear"/>
+            <w:tcMar>
+              <w:top w:type="dxa" w:w="60"/>
+              <w:left w:type="dxa" w:w="100"/>
+              <w:bottom w:type="dxa" w:w="60"/>
+              <w:right w:type="dxa" w:w="100"/>
+            </w:tcMar>
+          </w:tcPr>
+          <w:p>
+            <w:r>
+              <w:rPr>
+                <w:sz w:val="19"/>
+                <w:szCs w:val="19"/>
+              </w:rPr>
+              <w:t xml:space="preserve">10</w:t>
+            </w:r>
+          </w:p>
+        </w:tc>
+        <w:tc>
+          <w:tcPr>
+            <w:tcW w:type="dxa" w:w="4300"/>
+            <w:shd w:fill="F7F9FC" w:val="clear"/>
+            <w:tcMar>
+              <w:top w:type="dxa" w:w="60"/>
+              <w:left w:type="dxa" w:w="100"/>
+              <w:bottom w:type="dxa" w:w="60"/>
+              <w:right w:type="dxa" w:w="100"/>
+            </w:tcMar>
+          </w:tcPr>
+          <w:p>
+            <w:r>
+              <w:rPr>
+                <w:sz w:val="19"/>
+                <w:szCs w:val="19"/>
+              </w:rPr>
+              <w:t xml:space="preserve">α (alfa) taraması</w:t>
+            </w:r>
+          </w:p>
+        </w:tc>
+        <w:tc>
+          <w:tcPr>
+            <w:tcW w:type="dxa" w:w="2200"/>
+            <w:shd w:fill="F7F9FC" w:val="clear"/>
+            <w:tcMar>
+              <w:top w:type="dxa" w:w="60"/>
+              <w:left w:type="dxa" w:w="100"/>
+              <w:bottom w:type="dxa" w:w="60"/>
+              <w:right w:type="dxa" w:w="100"/>
+            </w:tcMar>
+          </w:tcPr>
+          <w:p>
+            <w:r>
+              <w:rPr>
+                <w:sz w:val="19"/>
+                <w:szCs w:val="19"/>
+              </w:rPr>
+              <w:t xml:space="preserve">Evet</w:t>
+            </w:r>
+          </w:p>
+        </w:tc>
+        <w:tc>
+          <w:tcPr>
+            <w:tcW w:type="dxa" w:w="1826"/>
+            <w:shd w:fill="F7F9FC" w:val="clear"/>
+            <w:tcMar>
+              <w:top w:type="dxa" w:w="60"/>
+              <w:left w:type="dxa" w:w="100"/>
+              <w:bottom w:type="dxa" w:w="60"/>
+              <w:right w:type="dxa" w:w="100"/>
+            </w:tcMar>
+          </w:tcPr>
+          <w:p>
+            <w:r>
+              <w:rPr>
+                <w:sz w:val="19"/>
+                <w:szCs w:val="19"/>
+              </w:rPr>
+              <w:t xml:space="preserve">Planlandı</w:t>
+            </w:r>
+          </w:p>
+        </w:tc>
+      </w:tr>
+      <w:tr>
+        <w:tc>
+          <w:tcPr>
+            <w:tcW w:type="dxa" w:w="700"/>
+            <w:tcMar>
+              <w:top w:type="dxa" w:w="60"/>
+              <w:left w:type="dxa" w:w="100"/>
+              <w:bottom w:type="dxa" w:w="60"/>
+              <w:right w:type="dxa" w:w="100"/>
+            </w:tcMar>
+          </w:tcPr>
+          <w:p>
+            <w:r>
+              <w:rPr>
+                <w:sz w:val="19"/>
+                <w:szCs w:val="19"/>
+              </w:rPr>
+              <w:t xml:space="preserve">11</w:t>
+            </w:r>
+          </w:p>
+        </w:tc>
+        <w:tc>
+          <w:tcPr>
+            <w:tcW w:type="dxa" w:w="4300"/>
+            <w:tcMar>
+              <w:top w:type="dxa" w:w="60"/>
+              <w:left w:type="dxa" w:w="100"/>
+              <w:bottom w:type="dxa" w:w="60"/>
+              <w:right w:type="dxa" w:w="100"/>
+            </w:tcMar>
+          </w:tcPr>
+          <w:p>
+            <w:r>
+              <w:rPr>
+                <w:sz w:val="19"/>
+                <w:szCs w:val="19"/>
+              </w:rPr>
               <w:t xml:space="preserve">Tez metnine yazım</w:t>
             </w:r>
           </w:p>
@@ -8707,7 +9802,7 @@
                 <w:sz w:val="19"/>
                 <w:szCs w:val="19"/>
               </w:rPr>
-              <w:t xml:space="preserve">1–5 kapanmadan başlanmayacak</w:t>
+              <w:t xml:space="preserve">7-9 kapanmadan başlanmayacak</w:t>
             </w:r>
           </w:p>
         </w:tc>
@@ -8731,7 +9826,7 @@
           <w:sz w:val="26"/>
           <w:szCs w:val="26"/>
         </w:rPr>
-        <w:t xml:space="preserve">8.3 Kritik açık nokta</w:t>
+        <w:t xml:space="preserve">8.3 Kritik açık nokta — büyük ölçüde kapandı</w:t>
       </w:r>
     </w:p>
     <w:p>
@@ -8743,7 +9838,7 @@
           <w:sz w:val="22"/>
           <w:szCs w:val="22"/>
         </w:rPr>
-        <w:t xml:space="preserve">Şu ana kadarki tüm testlerde hız oranı 1.4× (engel 0.3 m/s, robot 0.22 m/s). Tezin iddiası 6× mertebesine kadar uzanıyor. Yani asıl araştırma sorusuna — "garanti nerede çöker" — henüz hiç dokunulmadı.</w:t>
+        <w:t xml:space="preserve">Önceki durumda tüm testler tek bir hız oranında (1.4x) yapılmıştı. Ana ızgara kampanyası bunu 6 farklı hızda (0.4-1.4 m/s, robot v_max=0.22 m/s ile oran ~1.8x-6.4x) ve 4 yanal ofsette taradı — tezin "garanti nerede çöker" sorusuna artık iki boyutlu bir ilk cevap var.</w:t>
       </w:r>
     </w:p>
     <w:p>
@@ -8755,7 +9850,23 @@
           <w:sz w:val="22"/>
           <w:szCs w:val="22"/>
         </w:rPr>
-        <w:t xml:space="preserve">İş 5 bu boşluğu kapatacak: engel hızı 0.3'ten 2.0 m/s'ye çıkarılırken REACTIVE ve DCBF eğrilerinin nerede ayrıştığı ve DCBF'in de nerede çöktüğü ölçülecek. Bu, feasibility sınır haritasının ilk kesiti olacak ve tezin çekirdek katkısını oluşturacak.</w:t>
+        <w:t xml:space="preserve">Kalan açık nokta: bu ızgaranın çözünürlüğü tam değil (y=0.35/0.40 arası boş, hedef-varma metrikleri süre kısıtından dolayı kullanılamıyor) ve öngörü ufku (T) hiç taranmadı. Bunlar sırasıyla İş 7-9'da ele alınacak.</w:t>
+      </w:r>
+    </w:p>
+    <w:p>
+      <w:pPr>
+        <w:pStyle w:val="Heading2"/>
+        <w:spacing w:after="140" w:before="280"/>
+      </w:pPr>
+      <w:r>
+        <w:rPr>
+          <w:b/>
+          <w:bCs/>
+          <w:color w:val="2E74B5"/>
+          <w:sz w:val="26"/>
+          <w:szCs w:val="26"/>
+        </w:rPr>
+        <w:t xml:space="preserve">8.4 Danışmana sorulan açık soru</w:t>
       </w:r>
     </w:p>
     <w:p>
@@ -8774,7 +9885,7 @@
           <w:sz w:val="21"/>
           <w:szCs w:val="21"/>
         </w:rPr>
-        <w:t xml:space="preserve">Son bulgu (Bölüm 7.2) bu kampanya için bir uyarı içeriyor: mevcut senaryoda robot düzeltilmiş d_safe ile engelin önünde donuyor. Hız oranı taramasından önce senaryo geometrisinin (engel başlangıç mesafesi, yanal ofset) gözden geçirilmesi gerekebilir — aksi halde tüm hücreler "dondu" sonucu verir ve ayrışma görülmez.</w:t>
+        <w:t xml:space="preserve">İş 7 (duration=30s, 180 koşu, ~1.2 saat) ve İş 8 (ızgara boşluğu, 240 koşu, ~1.5 saat) sırada. İkisi de yeni koşu gerektiriyor ve birbirinden bağımsız. Öneri: aynı altyapıda ardışık tek bir kampanyada (~2.7 saat) birleştirilip İş 9'a (öngörü ufku taraması) böylece daha net bir zemin üzerinden geçilebilir.</w:t>
       </w:r>
     </w:p>
     <w:p>
@@ -8959,6 +10070,58 @@
           <w:szCs w:val="22"/>
         </w:rPr>
         <w:t xml:space="preserve">Ham kayıtlar saklandığı için üç düzeltme de tek bir koşu tekrarlanmadan uygulanabildi.</w:t>
+      </w:r>
+    </w:p>
+    <w:p>
+      <w:pPr>
+        <w:pStyle w:val="ListParagraph"/>
+        <w:numPr>
+          <w:ilvl w:val="0"/>
+          <w:numId w:val="2"/>
+        </w:numPr>
+        <w:spacing w:after="80" w:line="276"/>
+      </w:pPr>
+      <w:r>
+        <w:rPr>
+          <w:b/>
+          <w:bCs/>
+          <w:sz w:val="22"/>
+          <w:szCs w:val="22"/>
+        </w:rPr>
+        <w:t xml:space="preserve">Elle transkripsiyon güvenilmez, kod çıktısı bile olsa. </w:t>
+      </w:r>
+      <w:r>
+        <w:rPr>
+          <w:sz w:val="22"/>
+          <w:szCs w:val="22"/>
+        </w:rPr>
+        <w:t xml:space="preserve">Terminal tablosunu elle Markdown'a aktarırken tek bir hücre kayması sahte bir bilimsel bulgu (inversiyon) yarattı. Kural: tablolar artık hep programatik export edilip geri okunuyor.</w:t>
+      </w:r>
+    </w:p>
+    <w:p>
+      <w:pPr>
+        <w:pStyle w:val="ListParagraph"/>
+        <w:numPr>
+          <w:ilvl w:val="0"/>
+          <w:numId w:val="2"/>
+        </w:numPr>
+        <w:spacing w:after="80" w:line="276"/>
+      </w:pPr>
+      <w:r>
+        <w:rPr>
+          <w:b/>
+          <w:bCs/>
+          <w:sz w:val="22"/>
+          <w:szCs w:val="22"/>
+        </w:rPr>
+        <w:t xml:space="preserve">Medyan aykırılığı gizler, açık bir bayrak gizlemez. </w:t>
+      </w:r>
+      <w:r>
+        <w:rPr>
+          <w:sz w:val="22"/>
+          <w:szCs w:val="22"/>
+        </w:rPr>
+        <w:t xml:space="preserve">run_valid eklenene kadar fiziksel olarak imkânsız üç koşu ortalamalara sessizce karışmıştı. Artık aykırı koşular işaretleniyor, silinmiyor -- hem şeffaflık hem izlenebilirlik için.</w:t>
       </w:r>
     </w:p>
     <w:sectPr>

--- a/docs/RAPOR2_Proje_Gunlugu.docx
+++ b/docs/RAPOR2_Proje_Gunlugu.docx
@@ -2887,6 +2887,77 @@
           <w:szCs w:val="22"/>
         </w:rPr>
         <w:t xml:space="preserve">Düzeltmeler iki turda yapıldı (v1→v2→v3), her turda YENİ KOŞU KOŞULMADI — sadece aynı bag kayıtları yeniden işlendi. Bu, ölçüm altyapısının (rosbag2 + ham kayıt saklama) değerini bir kez daha kanıtladı.</w:t>
+      </w:r>
+    </w:p>
+    <w:p>
+      <w:pPr>
+        <w:pStyle w:val="Heading2"/>
+        <w:spacing w:after="140" w:before="280"/>
+      </w:pPr>
+      <w:r>
+        <w:rPr>
+          <w:b/>
+          <w:bCs/>
+          <w:color w:val="2E74B5"/>
+          <w:sz w:val="26"/>
+          <w:szCs w:val="26"/>
+        </w:rPr>
+        <w:t xml:space="preserve">3.6 6 Ağustos 2026 — Slack'li QP: ölçtüğümüz şeyin ne olduğunu sorgulamak</w:t>
+      </w:r>
+    </w:p>
+    <w:p>
+      <w:pPr>
+        <w:spacing w:after="120" w:line="276"/>
+      </w:pPr>
+      <w:r>
+        <w:rPr>
+          <w:sz w:val="22"/>
+          <w:szCs w:val="22"/>
+        </w:rPr>
+        <w:t xml:space="preserve">Bu gün tek bir değişiklik yapıldı ama etkisi geriye dönük olarak büyük oldu. Ana ızgara kampanyasının verisinde, yüksek engel hızında (v=1.4) filtrenin müdahale büyüklüğünün bütünüyle çöktüğü görülüyordu (9.51 → 1.14). Bu, "filtre burada çöküyor" diye yorumlanmıştı.</w:t>
+      </w:r>
+    </w:p>
+    <w:p>
+      <w:pPr>
+        <w:spacing w:after="120" w:line="276"/>
+      </w:pPr>
+      <w:r>
+        <w:rPr>
+          <w:sz w:val="22"/>
+          <w:szCs w:val="22"/>
+        </w:rPr>
+        <w:t xml:space="preserve">Sorgulanan şey şuydu: bu gerçekten filtrenin fiziksel sınırı mı, yoksa bizim kendi kod tercihimizin bir sonucu mu? Çünkü QP infeasible olduğunda kod maksimum fren (u=[0,0]) uyguluyordu — bu bir doğa yasası değil, bizim seçtiğimiz bir yedek davranıştı.</w:t>
+      </w:r>
+    </w:p>
+    <w:p>
+      <w:pPr>
+        <w:pBdr>
+          <w:top w:val="single" w:color="E2EFDA" w:sz="2" w:space="6"/>
+          <w:bottom w:val="single" w:color="E2EFDA" w:sz="2" w:space="6"/>
+          <w:left w:val="single" w:color="548235" w:sz="18" w:space="8"/>
+          <w:right w:val="single" w:color="E2EFDA" w:sz="2" w:space="6"/>
+        </w:pBdr>
+        <w:shd w:fill="E2EFDA" w:val="clear"/>
+        <w:spacing w:after="160" w:before="120" w:line="276"/>
+      </w:pPr>
+      <w:r>
+        <w:rPr>
+          <w:sz w:val="21"/>
+          <w:szCs w:val="21"/>
+        </w:rPr>
+        <w:t xml:space="preserve">GERİ BİLDİRİM: "Slack önce. Slack'siz halde ölçülen kritik hız, filtrenin çöktüğü noktayı değil, filtrenin anlamlı komut üretmeyi bıraktığı noktayı ölçüyor." — Yedi maddelik yeni bir yol haritasının ilk maddesi olarak, sıra kritik vurgusuyla verildi.</w:t>
+      </w:r>
+    </w:p>
+    <w:p>
+      <w:pPr>
+        <w:spacing w:after="120" w:line="276"/>
+      </w:pPr>
+      <w:r>
+        <w:rPr>
+          <w:sz w:val="22"/>
+          <w:szCs w:val="22"/>
+        </w:rPr>
+        <w:t xml:space="preserve">Uygulama: güvenlik kısıtına δ≥0 gevşeme değişkeni eklendi, maliyete ρ·δ² cezası kondu. Kısıt sağlanabiliyorsa δ=0 ve çözüm eskisiyle özdeş; sağlanamıyorsa QP yine de çözülüyor. 60 koşuluk doğrulama kampanyası koşuldu (38.6 dk, 0 hata). Sonuç Bölüm 7.5'te — projedeki en öğretici bulgulardan biri çıktı.</w:t>
       </w:r>
     </w:p>
     <w:p>
@@ -8347,6 +8418,998 @@
           <w:szCs w:val="21"/>
         </w:rPr>
         <w:t xml:space="preserve">Ayrıca bu turda sahte bir "REACTIVE bazen DCBF'den iyi" bulgusu (inversiyon) ortaya çıkmış gibi görünmüştü — ham veri kontrol edilince bunun bir transkripsiyon hatası olduğu anlaşıldı, geri çekildi (Bölüm 6.8). Bu, tabloların artık her zaman programatik export edilmesi kuralını doğurdu.</w:t>
+      </w:r>
+    </w:p>
+    <w:p>
+      <w:r>
+        <w:br w:type="page"/>
+      </w:r>
+    </w:p>
+    <w:p>
+      <w:pPr>
+        <w:pStyle w:val="Heading2"/>
+        <w:spacing w:after="140" w:before="280"/>
+      </w:pPr>
+      <w:r>
+        <w:rPr>
+          <w:b/>
+          <w:bCs/>
+          <w:color w:val="2E74B5"/>
+          <w:sz w:val="26"/>
+          <w:szCs w:val="26"/>
+        </w:rPr>
+        <w:t xml:space="preserve">7.5 EN ÖNEMLİ BULGU: Ölçtüğümüzü sandığımız şeyi ölçmüyormuşuz</w:t>
+      </w:r>
+    </w:p>
+    <w:p>
+      <w:pPr>
+        <w:spacing w:after="120" w:line="276"/>
+      </w:pPr>
+      <w:r>
+        <w:rPr>
+          <w:b/>
+          <w:bCs/>
+          <w:sz w:val="22"/>
+          <w:szCs w:val="22"/>
+        </w:rPr>
+        <w:t xml:space="preserve">Bu bölüm, projedeki dördüncü ve muhtemelen en öğretici "sonuç geri çekme" olayını anlatıyor. Öncekilerden farkı: burada geri çekilen şey bir SAYI değil, bir SAYININ ANLAMI.</w:t>
+      </w:r>
+    </w:p>
+    <w:p>
+      <w:pPr>
+        <w:pStyle w:val="Heading3"/>
+        <w:spacing w:after="100" w:before="200"/>
+      </w:pPr>
+      <w:r>
+        <w:rPr>
+          <w:b/>
+          <w:bCs/>
+          <w:color w:val="333333"/>
+          <w:sz w:val="23"/>
+          <w:szCs w:val="23"/>
+        </w:rPr>
+        <w:t xml:space="preserve">Ne sanıyorduk</w:t>
+      </w:r>
+    </w:p>
+    <w:p>
+      <w:pPr>
+        <w:spacing w:after="120" w:line="276"/>
+      </w:pPr>
+      <w:r>
+        <w:rPr>
+          <w:sz w:val="22"/>
+          <w:szCs w:val="22"/>
+        </w:rPr>
+        <w:t xml:space="preserve">Ana ızgara kampanyasında yüksek engel hızlarında filtrenin müdahalesi çöküyordu. Yorum şuydu: "Engel şu hızı geçince CBF filtresi artık baş edemiyor, çöküyor." Bu, tezin çekirdek iddiası olan feasibility sınırının doğrudan kanıtı gibi görünüyordu.</w:t>
+      </w:r>
+    </w:p>
+    <w:p>
+      <w:pPr>
+        <w:pStyle w:val="Heading3"/>
+        <w:spacing w:after="100" w:before="200"/>
+      </w:pPr>
+      <w:r>
+        <w:rPr>
+          <w:b/>
+          <w:bCs/>
+          <w:color w:val="333333"/>
+          <w:sz w:val="23"/>
+          <w:szCs w:val="23"/>
+        </w:rPr>
+        <w:t xml:space="preserve">Ne çıktı</w:t>
+      </w:r>
+    </w:p>
+    <w:p>
+      <w:pPr>
+        <w:spacing w:after="120" w:line="276"/>
+      </w:pPr>
+      <w:r>
+        <w:rPr>
+          <w:sz w:val="22"/>
+          <w:szCs w:val="22"/>
+        </w:rPr>
+        <w:t xml:space="preserve">Güvenlik kısıtına bir gevşeme (slack) değişkeni eklenip aynı senaryolar tekrarlandığında tablo şöyle çıktı (60 koşu, y=0.3, DCBF):</w:t>
+      </w:r>
+    </w:p>
+    <w:p>
+      <w:pPr>
+        <w:spacing w:after="80"/>
+      </w:pPr>
+    </w:p>
+    <w:tbl>
+      <w:tblPr>
+        <w:tblW w:type="dxa" w:w="9026"/>
+        <w:tblBorders>
+          <w:top w:val="single" w:color="auto" w:sz="4"/>
+          <w:left w:val="single" w:color="auto" w:sz="4"/>
+          <w:bottom w:val="single" w:color="auto" w:sz="4"/>
+          <w:right w:val="single" w:color="auto" w:sz="4"/>
+          <w:insideH w:val="single" w:color="auto" w:sz="4"/>
+          <w:insideV w:val="single" w:color="auto" w:sz="4"/>
+        </w:tblBorders>
+      </w:tblPr>
+      <w:tblGrid>
+        <w:gridCol w:w="3200"/>
+        <w:gridCol w:w="1942"/>
+        <w:gridCol w:w="1942"/>
+        <w:gridCol w:w="1942"/>
+      </w:tblGrid>
+      <w:tr>
+        <w:trPr>
+          <w:tblHeader/>
+        </w:trPr>
+        <w:tc>
+          <w:tcPr>
+            <w:tcW w:type="dxa" w:w="3200"/>
+            <w:shd w:fill="D9E2F3" w:val="clear"/>
+            <w:tcMar>
+              <w:top w:type="dxa" w:w="60"/>
+              <w:left w:type="dxa" w:w="100"/>
+              <w:bottom w:type="dxa" w:w="60"/>
+              <w:right w:type="dxa" w:w="100"/>
+            </w:tcMar>
+          </w:tcPr>
+          <w:p>
+            <w:r>
+              <w:rPr>
+                <w:b/>
+                <w:bCs/>
+                <w:sz w:val="19"/>
+                <w:szCs w:val="19"/>
+              </w:rPr>
+              <w:t xml:space="preserve">Ölçüm</w:t>
+            </w:r>
+          </w:p>
+        </w:tc>
+        <w:tc>
+          <w:tcPr>
+            <w:tcW w:type="dxa" w:w="1942"/>
+            <w:shd w:fill="D9E2F3" w:val="clear"/>
+            <w:tcMar>
+              <w:top w:type="dxa" w:w="60"/>
+              <w:left w:type="dxa" w:w="100"/>
+              <w:bottom w:type="dxa" w:w="60"/>
+              <w:right w:type="dxa" w:w="100"/>
+            </w:tcMar>
+          </w:tcPr>
+          <w:p>
+            <w:r>
+              <w:rPr>
+                <w:b/>
+                <w:bCs/>
+                <w:sz w:val="19"/>
+                <w:szCs w:val="19"/>
+              </w:rPr>
+              <w:t xml:space="preserve">v=0.8</w:t>
+            </w:r>
+          </w:p>
+        </w:tc>
+        <w:tc>
+          <w:tcPr>
+            <w:tcW w:type="dxa" w:w="1942"/>
+            <w:shd w:fill="D9E2F3" w:val="clear"/>
+            <w:tcMar>
+              <w:top w:type="dxa" w:w="60"/>
+              <w:left w:type="dxa" w:w="100"/>
+              <w:bottom w:type="dxa" w:w="60"/>
+              <w:right w:type="dxa" w:w="100"/>
+            </w:tcMar>
+          </w:tcPr>
+          <w:p>
+            <w:r>
+              <w:rPr>
+                <w:b/>
+                <w:bCs/>
+                <w:sz w:val="19"/>
+                <w:szCs w:val="19"/>
+              </w:rPr>
+              <w:t xml:space="preserve">v=1.2</w:t>
+            </w:r>
+          </w:p>
+        </w:tc>
+        <w:tc>
+          <w:tcPr>
+            <w:tcW w:type="dxa" w:w="1942"/>
+            <w:shd w:fill="D9E2F3" w:val="clear"/>
+            <w:tcMar>
+              <w:top w:type="dxa" w:w="60"/>
+              <w:left w:type="dxa" w:w="100"/>
+              <w:bottom w:type="dxa" w:w="60"/>
+              <w:right w:type="dxa" w:w="100"/>
+            </w:tcMar>
+          </w:tcPr>
+          <w:p>
+            <w:r>
+              <w:rPr>
+                <w:b/>
+                <w:bCs/>
+                <w:sz w:val="19"/>
+                <w:szCs w:val="19"/>
+              </w:rPr>
+              <w:t xml:space="preserve">v=1.4</w:t>
+            </w:r>
+          </w:p>
+        </w:tc>
+      </w:tr>
+      <w:tr>
+        <w:tc>
+          <w:tcPr>
+            <w:tcW w:type="dxa" w:w="3200"/>
+            <w:tcMar>
+              <w:top w:type="dxa" w:w="60"/>
+              <w:left w:type="dxa" w:w="100"/>
+              <w:bottom w:type="dxa" w:w="60"/>
+              <w:right w:type="dxa" w:w="100"/>
+            </w:tcMar>
+          </w:tcPr>
+          <w:p>
+            <w:r>
+              <w:rPr>
+                <w:sz w:val="19"/>
+                <w:szCs w:val="19"/>
+              </w:rPr>
+              <w:t xml:space="preserve">Marj ihlali — hard (eski)</w:t>
+            </w:r>
+          </w:p>
+        </w:tc>
+        <w:tc>
+          <w:tcPr>
+            <w:tcW w:type="dxa" w:w="1942"/>
+            <w:tcMar>
+              <w:top w:type="dxa" w:w="60"/>
+              <w:left w:type="dxa" w:w="100"/>
+              <w:bottom w:type="dxa" w:w="60"/>
+              <w:right w:type="dxa" w:w="100"/>
+            </w:tcMar>
+          </w:tcPr>
+          <w:p>
+            <w:pPr>
+              <w:jc w:val="center"/>
+            </w:pPr>
+            <w:r>
+              <w:rPr>
+                <w:sz w:val="19"/>
+                <w:szCs w:val="19"/>
+              </w:rPr>
+              <w:t xml:space="preserve">10/10</w:t>
+            </w:r>
+          </w:p>
+        </w:tc>
+        <w:tc>
+          <w:tcPr>
+            <w:tcW w:type="dxa" w:w="1942"/>
+            <w:tcMar>
+              <w:top w:type="dxa" w:w="60"/>
+              <w:left w:type="dxa" w:w="100"/>
+              <w:bottom w:type="dxa" w:w="60"/>
+              <w:right w:type="dxa" w:w="100"/>
+            </w:tcMar>
+          </w:tcPr>
+          <w:p>
+            <w:pPr>
+              <w:jc w:val="center"/>
+            </w:pPr>
+            <w:r>
+              <w:rPr>
+                <w:sz w:val="19"/>
+                <w:szCs w:val="19"/>
+              </w:rPr>
+              <w:t xml:space="preserve">10/10</w:t>
+            </w:r>
+          </w:p>
+        </w:tc>
+        <w:tc>
+          <w:tcPr>
+            <w:tcW w:type="dxa" w:w="1942"/>
+            <w:tcMar>
+              <w:top w:type="dxa" w:w="60"/>
+              <w:left w:type="dxa" w:w="100"/>
+              <w:bottom w:type="dxa" w:w="60"/>
+              <w:right w:type="dxa" w:w="100"/>
+            </w:tcMar>
+          </w:tcPr>
+          <w:p>
+            <w:pPr>
+              <w:jc w:val="center"/>
+            </w:pPr>
+            <w:r>
+              <w:rPr>
+                <w:sz w:val="19"/>
+                <w:szCs w:val="19"/>
+              </w:rPr>
+              <w:t xml:space="preserve">10/10</w:t>
+            </w:r>
+          </w:p>
+        </w:tc>
+      </w:tr>
+      <w:tr>
+        <w:tc>
+          <w:tcPr>
+            <w:tcW w:type="dxa" w:w="3200"/>
+            <w:shd w:fill="F7F9FC" w:val="clear"/>
+            <w:tcMar>
+              <w:top w:type="dxa" w:w="60"/>
+              <w:left w:type="dxa" w:w="100"/>
+              <w:bottom w:type="dxa" w:w="60"/>
+              <w:right w:type="dxa" w:w="100"/>
+            </w:tcMar>
+          </w:tcPr>
+          <w:p>
+            <w:r>
+              <w:rPr>
+                <w:sz w:val="19"/>
+                <w:szCs w:val="19"/>
+              </w:rPr>
+              <w:t xml:space="preserve">Marj ihlali — slack (yeni)</w:t>
+            </w:r>
+          </w:p>
+        </w:tc>
+        <w:tc>
+          <w:tcPr>
+            <w:tcW w:type="dxa" w:w="1942"/>
+            <w:shd w:fill="F7F9FC" w:val="clear"/>
+            <w:tcMar>
+              <w:top w:type="dxa" w:w="60"/>
+              <w:left w:type="dxa" w:w="100"/>
+              <w:bottom w:type="dxa" w:w="60"/>
+              <w:right w:type="dxa" w:w="100"/>
+            </w:tcMar>
+          </w:tcPr>
+          <w:p>
+            <w:pPr>
+              <w:jc w:val="center"/>
+            </w:pPr>
+            <w:r>
+              <w:rPr>
+                <w:sz w:val="19"/>
+                <w:szCs w:val="19"/>
+              </w:rPr>
+              <w:t xml:space="preserve">0/10</w:t>
+            </w:r>
+          </w:p>
+        </w:tc>
+        <w:tc>
+          <w:tcPr>
+            <w:tcW w:type="dxa" w:w="1942"/>
+            <w:shd w:fill="F7F9FC" w:val="clear"/>
+            <w:tcMar>
+              <w:top w:type="dxa" w:w="60"/>
+              <w:left w:type="dxa" w:w="100"/>
+              <w:bottom w:type="dxa" w:w="60"/>
+              <w:right w:type="dxa" w:w="100"/>
+            </w:tcMar>
+          </w:tcPr>
+          <w:p>
+            <w:pPr>
+              <w:jc w:val="center"/>
+            </w:pPr>
+            <w:r>
+              <w:rPr>
+                <w:sz w:val="19"/>
+                <w:szCs w:val="19"/>
+              </w:rPr>
+              <w:t xml:space="preserve">1/10</w:t>
+            </w:r>
+          </w:p>
+        </w:tc>
+        <w:tc>
+          <w:tcPr>
+            <w:tcW w:type="dxa" w:w="1942"/>
+            <w:shd w:fill="F7F9FC" w:val="clear"/>
+            <w:tcMar>
+              <w:top w:type="dxa" w:w="60"/>
+              <w:left w:type="dxa" w:w="100"/>
+              <w:bottom w:type="dxa" w:w="60"/>
+              <w:right w:type="dxa" w:w="100"/>
+            </w:tcMar>
+          </w:tcPr>
+          <w:p>
+            <w:pPr>
+              <w:jc w:val="center"/>
+            </w:pPr>
+            <w:r>
+              <w:rPr>
+                <w:sz w:val="19"/>
+                <w:szCs w:val="19"/>
+              </w:rPr>
+              <w:t xml:space="preserve">10/10</w:t>
+            </w:r>
+          </w:p>
+        </w:tc>
+      </w:tr>
+      <w:tr>
+        <w:tc>
+          <w:tcPr>
+            <w:tcW w:type="dxa" w:w="3200"/>
+            <w:tcMar>
+              <w:top w:type="dxa" w:w="60"/>
+              <w:left w:type="dxa" w:w="100"/>
+              <w:bottom w:type="dxa" w:w="60"/>
+              <w:right w:type="dxa" w:w="100"/>
+            </w:tcMar>
+          </w:tcPr>
+          <w:p>
+            <w:r>
+              <w:rPr>
+                <w:sz w:val="19"/>
+                <w:szCs w:val="19"/>
+              </w:rPr>
+              <w:t xml:space="preserve">Infeasible tick — hard</w:t>
+            </w:r>
+          </w:p>
+        </w:tc>
+        <w:tc>
+          <w:tcPr>
+            <w:tcW w:type="dxa" w:w="1942"/>
+            <w:tcMar>
+              <w:top w:type="dxa" w:w="60"/>
+              <w:left w:type="dxa" w:w="100"/>
+              <w:bottom w:type="dxa" w:w="60"/>
+              <w:right w:type="dxa" w:w="100"/>
+            </w:tcMar>
+          </w:tcPr>
+          <w:p>
+            <w:pPr>
+              <w:jc w:val="center"/>
+            </w:pPr>
+            <w:r>
+              <w:rPr>
+                <w:sz w:val="19"/>
+                <w:szCs w:val="19"/>
+              </w:rPr>
+              <w:t xml:space="preserve">18.8</w:t>
+            </w:r>
+          </w:p>
+        </w:tc>
+        <w:tc>
+          <w:tcPr>
+            <w:tcW w:type="dxa" w:w="1942"/>
+            <w:tcMar>
+              <w:top w:type="dxa" w:w="60"/>
+              <w:left w:type="dxa" w:w="100"/>
+              <w:bottom w:type="dxa" w:w="60"/>
+              <w:right w:type="dxa" w:w="100"/>
+            </w:tcMar>
+          </w:tcPr>
+          <w:p>
+            <w:pPr>
+              <w:jc w:val="center"/>
+            </w:pPr>
+            <w:r>
+              <w:rPr>
+                <w:sz w:val="19"/>
+                <w:szCs w:val="19"/>
+              </w:rPr>
+              <w:t xml:space="preserve">18.8</w:t>
+            </w:r>
+          </w:p>
+        </w:tc>
+        <w:tc>
+          <w:tcPr>
+            <w:tcW w:type="dxa" w:w="1942"/>
+            <w:tcMar>
+              <w:top w:type="dxa" w:w="60"/>
+              <w:left w:type="dxa" w:w="100"/>
+              <w:bottom w:type="dxa" w:w="60"/>
+              <w:right w:type="dxa" w:w="100"/>
+            </w:tcMar>
+          </w:tcPr>
+          <w:p>
+            <w:pPr>
+              <w:jc w:val="center"/>
+            </w:pPr>
+            <w:r>
+              <w:rPr>
+                <w:sz w:val="19"/>
+                <w:szCs w:val="19"/>
+              </w:rPr>
+              <w:t xml:space="preserve">25.3</w:t>
+            </w:r>
+          </w:p>
+        </w:tc>
+      </w:tr>
+      <w:tr>
+        <w:tc>
+          <w:tcPr>
+            <w:tcW w:type="dxa" w:w="3200"/>
+            <w:shd w:fill="F7F9FC" w:val="clear"/>
+            <w:tcMar>
+              <w:top w:type="dxa" w:w="60"/>
+              <w:left w:type="dxa" w:w="100"/>
+              <w:bottom w:type="dxa" w:w="60"/>
+              <w:right w:type="dxa" w:w="100"/>
+            </w:tcMar>
+          </w:tcPr>
+          <w:p>
+            <w:r>
+              <w:rPr>
+                <w:sz w:val="19"/>
+                <w:szCs w:val="19"/>
+              </w:rPr>
+              <w:t xml:space="preserve">Infeasible tick — slack</w:t>
+            </w:r>
+          </w:p>
+        </w:tc>
+        <w:tc>
+          <w:tcPr>
+            <w:tcW w:type="dxa" w:w="1942"/>
+            <w:shd w:fill="F7F9FC" w:val="clear"/>
+            <w:tcMar>
+              <w:top w:type="dxa" w:w="60"/>
+              <w:left w:type="dxa" w:w="100"/>
+              <w:bottom w:type="dxa" w:w="60"/>
+              <w:right w:type="dxa" w:w="100"/>
+            </w:tcMar>
+          </w:tcPr>
+          <w:p>
+            <w:pPr>
+              <w:jc w:val="center"/>
+            </w:pPr>
+            <w:r>
+              <w:rPr>
+                <w:sz w:val="19"/>
+                <w:szCs w:val="19"/>
+              </w:rPr>
+              <w:t xml:space="preserve">4.6</w:t>
+            </w:r>
+          </w:p>
+        </w:tc>
+        <w:tc>
+          <w:tcPr>
+            <w:tcW w:type="dxa" w:w="1942"/>
+            <w:shd w:fill="F7F9FC" w:val="clear"/>
+            <w:tcMar>
+              <w:top w:type="dxa" w:w="60"/>
+              <w:left w:type="dxa" w:w="100"/>
+              <w:bottom w:type="dxa" w:w="60"/>
+              <w:right w:type="dxa" w:w="100"/>
+            </w:tcMar>
+          </w:tcPr>
+          <w:p>
+            <w:pPr>
+              <w:jc w:val="center"/>
+            </w:pPr>
+            <w:r>
+              <w:rPr>
+                <w:sz w:val="19"/>
+                <w:szCs w:val="19"/>
+              </w:rPr>
+              <w:t xml:space="preserve">2.5</w:t>
+            </w:r>
+          </w:p>
+        </w:tc>
+        <w:tc>
+          <w:tcPr>
+            <w:tcW w:type="dxa" w:w="1942"/>
+            <w:shd w:fill="F7F9FC" w:val="clear"/>
+            <w:tcMar>
+              <w:top w:type="dxa" w:w="60"/>
+              <w:left w:type="dxa" w:w="100"/>
+              <w:bottom w:type="dxa" w:w="60"/>
+              <w:right w:type="dxa" w:w="100"/>
+            </w:tcMar>
+          </w:tcPr>
+          <w:p>
+            <w:pPr>
+              <w:jc w:val="center"/>
+            </w:pPr>
+            <w:r>
+              <w:rPr>
+                <w:sz w:val="19"/>
+                <w:szCs w:val="19"/>
+              </w:rPr>
+              <w:t xml:space="preserve">8.9</w:t>
+            </w:r>
+          </w:p>
+        </w:tc>
+      </w:tr>
+      <w:tr>
+        <w:tc>
+          <w:tcPr>
+            <w:tcW w:type="dxa" w:w="3200"/>
+            <w:tcMar>
+              <w:top w:type="dxa" w:w="60"/>
+              <w:left w:type="dxa" w:w="100"/>
+              <w:bottom w:type="dxa" w:w="60"/>
+              <w:right w:type="dxa" w:w="100"/>
+            </w:tcMar>
+          </w:tcPr>
+          <w:p>
+            <w:r>
+              <w:rPr>
+                <w:sz w:val="19"/>
+                <w:szCs w:val="19"/>
+              </w:rPr>
+              <w:t xml:space="preserve">Müdahale büyüklüğü — hard</w:t>
+            </w:r>
+          </w:p>
+        </w:tc>
+        <w:tc>
+          <w:tcPr>
+            <w:tcW w:type="dxa" w:w="1942"/>
+            <w:tcMar>
+              <w:top w:type="dxa" w:w="60"/>
+              <w:left w:type="dxa" w:w="100"/>
+              <w:bottom w:type="dxa" w:w="60"/>
+              <w:right w:type="dxa" w:w="100"/>
+            </w:tcMar>
+          </w:tcPr>
+          <w:p>
+            <w:pPr>
+              <w:jc w:val="center"/>
+            </w:pPr>
+            <w:r>
+              <w:rPr>
+                <w:sz w:val="19"/>
+                <w:szCs w:val="19"/>
+              </w:rPr>
+              <w:t xml:space="preserve">11.97</w:t>
+            </w:r>
+          </w:p>
+        </w:tc>
+        <w:tc>
+          <w:tcPr>
+            <w:tcW w:type="dxa" w:w="1942"/>
+            <w:tcMar>
+              <w:top w:type="dxa" w:w="60"/>
+              <w:left w:type="dxa" w:w="100"/>
+              <w:bottom w:type="dxa" w:w="60"/>
+              <w:right w:type="dxa" w:w="100"/>
+            </w:tcMar>
+          </w:tcPr>
+          <w:p>
+            <w:pPr>
+              <w:jc w:val="center"/>
+            </w:pPr>
+            <w:r>
+              <w:rPr>
+                <w:sz w:val="19"/>
+                <w:szCs w:val="19"/>
+              </w:rPr>
+              <w:t xml:space="preserve">9.58</w:t>
+            </w:r>
+          </w:p>
+        </w:tc>
+        <w:tc>
+          <w:tcPr>
+            <w:tcW w:type="dxa" w:w="1942"/>
+            <w:tcMar>
+              <w:top w:type="dxa" w:w="60"/>
+              <w:left w:type="dxa" w:w="100"/>
+              <w:bottom w:type="dxa" w:w="60"/>
+              <w:right w:type="dxa" w:w="100"/>
+            </w:tcMar>
+          </w:tcPr>
+          <w:p>
+            <w:pPr>
+              <w:jc w:val="center"/>
+            </w:pPr>
+            <w:r>
+              <w:rPr>
+                <w:sz w:val="19"/>
+                <w:szCs w:val="19"/>
+              </w:rPr>
+              <w:t xml:space="preserve">1.04</w:t>
+            </w:r>
+          </w:p>
+        </w:tc>
+      </w:tr>
+      <w:tr>
+        <w:tc>
+          <w:tcPr>
+            <w:tcW w:type="dxa" w:w="3200"/>
+            <w:shd w:fill="F7F9FC" w:val="clear"/>
+            <w:tcMar>
+              <w:top w:type="dxa" w:w="60"/>
+              <w:left w:type="dxa" w:w="100"/>
+              <w:bottom w:type="dxa" w:w="60"/>
+              <w:right w:type="dxa" w:w="100"/>
+            </w:tcMar>
+          </w:tcPr>
+          <w:p>
+            <w:r>
+              <w:rPr>
+                <w:sz w:val="19"/>
+                <w:szCs w:val="19"/>
+              </w:rPr>
+              <w:t xml:space="preserve">Müdahale büyüklüğü — slack</w:t>
+            </w:r>
+          </w:p>
+        </w:tc>
+        <w:tc>
+          <w:tcPr>
+            <w:tcW w:type="dxa" w:w="1942"/>
+            <w:shd w:fill="F7F9FC" w:val="clear"/>
+            <w:tcMar>
+              <w:top w:type="dxa" w:w="60"/>
+              <w:left w:type="dxa" w:w="100"/>
+              <w:bottom w:type="dxa" w:w="60"/>
+              <w:right w:type="dxa" w:w="100"/>
+            </w:tcMar>
+          </w:tcPr>
+          <w:p>
+            <w:pPr>
+              <w:jc w:val="center"/>
+            </w:pPr>
+            <w:r>
+              <w:rPr>
+                <w:sz w:val="19"/>
+                <w:szCs w:val="19"/>
+              </w:rPr>
+              <w:t xml:space="preserve">10.68</w:t>
+            </w:r>
+          </w:p>
+        </w:tc>
+        <w:tc>
+          <w:tcPr>
+            <w:tcW w:type="dxa" w:w="1942"/>
+            <w:shd w:fill="F7F9FC" w:val="clear"/>
+            <w:tcMar>
+              <w:top w:type="dxa" w:w="60"/>
+              <w:left w:type="dxa" w:w="100"/>
+              <w:bottom w:type="dxa" w:w="60"/>
+              <w:right w:type="dxa" w:w="100"/>
+            </w:tcMar>
+          </w:tcPr>
+          <w:p>
+            <w:pPr>
+              <w:jc w:val="center"/>
+            </w:pPr>
+            <w:r>
+              <w:rPr>
+                <w:sz w:val="19"/>
+                <w:szCs w:val="19"/>
+              </w:rPr>
+              <w:t xml:space="preserve">11.93</w:t>
+            </w:r>
+          </w:p>
+        </w:tc>
+        <w:tc>
+          <w:tcPr>
+            <w:tcW w:type="dxa" w:w="1942"/>
+            <w:shd w:fill="F7F9FC" w:val="clear"/>
+            <w:tcMar>
+              <w:top w:type="dxa" w:w="60"/>
+              <w:left w:type="dxa" w:w="100"/>
+              <w:bottom w:type="dxa" w:w="60"/>
+              <w:right w:type="dxa" w:w="100"/>
+            </w:tcMar>
+          </w:tcPr>
+          <w:p>
+            <w:pPr>
+              <w:jc w:val="center"/>
+            </w:pPr>
+            <w:r>
+              <w:rPr>
+                <w:sz w:val="19"/>
+                <w:szCs w:val="19"/>
+              </w:rPr>
+              <w:t xml:space="preserve">5.46</w:t>
+            </w:r>
+          </w:p>
+        </w:tc>
+      </w:tr>
+    </w:tbl>
+    <w:p>
+      <w:pPr>
+        <w:spacing w:after="140"/>
+      </w:pPr>
+    </w:p>
+    <w:p>
+      <w:pPr>
+        <w:spacing w:after="120" w:line="276"/>
+      </w:pPr>
+      <w:r>
+        <w:rPr>
+          <w:b/>
+          <w:bCs/>
+          <w:sz w:val="22"/>
+          <w:szCs w:val="22"/>
+        </w:rPr>
+        <w:t xml:space="preserve">Kısıtı GEVŞETTİĞİMİZDE güvenlik BOZULMADI — İYİLEŞTİ. v=0.8'de marj ihlali 10/10'dan 0/10'a düştü. Bu, sezgiye tamamen aykırı.</w:t>
+      </w:r>
+    </w:p>
+    <w:p>
+      <w:pPr>
+        <w:pStyle w:val="Heading3"/>
+        <w:spacing w:after="100" w:before="200"/>
+      </w:pPr>
+      <w:r>
+        <w:rPr>
+          <w:b/>
+          <w:bCs/>
+          <w:color w:val="333333"/>
+          <w:sz w:val="23"/>
+          <w:szCs w:val="23"/>
+        </w:rPr>
+        <w:t xml:space="preserve">Neden</w:t>
+      </w:r>
+    </w:p>
+    <w:p>
+      <w:pPr>
+        <w:spacing w:after="120" w:line="276"/>
+      </w:pPr>
+      <w:r>
+        <w:rPr>
+          <w:sz w:val="22"/>
+          <w:szCs w:val="22"/>
+        </w:rPr>
+        <w:t xml:space="preserve">Hard kısıtta QP çözümsüz kaldığı her an kod maksimum fren uyguluyordu. Ama maksimum fren demek, aynı zamanda "dönme komutu da sıfır" demek — yani robotun engelden DÖNEREK kaçma kanalı da kapanıyordu. Robot duruyor, engel üstüne geliyor, h serbest düşüşe geçiyor.</w:t>
+      </w:r>
+    </w:p>
+    <w:p>
+      <w:pPr>
+        <w:spacing w:after="120" w:line="276"/>
+      </w:pPr>
+      <w:r>
+        <w:rPr>
+          <w:sz w:val="22"/>
+          <w:szCs w:val="22"/>
+        </w:rPr>
+        <w:t xml:space="preserve">Slack'li versiyonda QP her adımda bir çözüm üretiyor (çoğu zaman ihlal sıfıra yakın). Robot dönme kapasitesini hiç kaybetmiyor, kaçabiliyor. Sonuç: hem daha iyi marj koruma, hem daha AZ çözümsüz adım (18.8 → 4.6).</w:t>
+      </w:r>
+    </w:p>
+    <w:p>
+      <w:pPr>
+        <w:pBdr>
+          <w:top w:val="single" w:color="FBE4E4" w:sz="2" w:space="6"/>
+          <w:bottom w:val="single" w:color="FBE4E4" w:sz="2" w:space="6"/>
+          <w:left w:val="single" w:color="C00000" w:sz="18" w:space="8"/>
+          <w:right w:val="single" w:color="FBE4E4" w:sz="2" w:space="6"/>
+        </w:pBdr>
+        <w:shd w:fill="FBE4E4" w:val="clear"/>
+        <w:spacing w:after="160" w:before="120" w:line="276"/>
+      </w:pPr>
+      <w:r>
+        <w:rPr>
+          <w:sz w:val="21"/>
+          <w:szCs w:val="21"/>
+        </w:rPr>
+        <w:t xml:space="preserve">GERİ ÇEKİLEN YORUM: Önceki kampanyalarda ölçülen "kritik hız"ların bir kısmı CBF'in fiziksel veya matematiksel sınırı DEĞİLDİ — kendi yazdığımız yedek davranışın (maksimum fren) yarattığı bir artefakttı. "Filtre şu hızda çöküyor" cümlesi aslında "filtre şu hızda çözümsüz kalıyor ve bizim seçtiğimiz yedek davranış durumu daha da kötüleştiriyor" demekmiş.</w:t>
+      </w:r>
+    </w:p>
+    <w:p>
+      <w:pPr>
+        <w:spacing w:after="120" w:line="276"/>
+      </w:pPr>
+      <w:r>
+        <w:rPr>
+          <w:sz w:val="22"/>
+          <w:szCs w:val="22"/>
+        </w:rPr>
+        <w:t xml:space="preserve">v=1.4 için orijinal beklenti ise doğrulandı: müdahale çöküşü hard'da 1.04'e inerken slack'te 5.46'da kalıyor (5 kattan fazla yumuşama). Yani gerçek bir sınır VAR — ama nerede olduğu, eski ölçümün gösterdiğinden farklı.</w:t>
+      </w:r>
+    </w:p>
+    <w:p>
+      <w:pPr>
+        <w:pStyle w:val="Heading3"/>
+        <w:spacing w:after="100" w:before="200"/>
+      </w:pPr>
+      <w:r>
+        <w:rPr>
+          <w:b/>
+          <w:bCs/>
+          <w:color w:val="333333"/>
+          <w:sz w:val="23"/>
+          <w:szCs w:val="23"/>
+        </w:rPr>
+        <w:t xml:space="preserve">Bu neden bu kadar önemli</w:t>
+      </w:r>
+    </w:p>
+    <w:p>
+      <w:pPr>
+        <w:pStyle w:val="ListParagraph"/>
+        <w:numPr>
+          <w:ilvl w:val="0"/>
+          <w:numId w:val="2"/>
+        </w:numPr>
+        <w:spacing w:after="80" w:line="276"/>
+      </w:pPr>
+      <w:r>
+        <w:rPr>
+          <w:b/>
+          <w:bCs/>
+          <w:sz w:val="22"/>
+          <w:szCs w:val="22"/>
+        </w:rPr>
+        <w:t xml:space="preserve">Tezin çekirdek iddiası etkileniyor. </w:t>
+      </w:r>
+      <w:r>
+        <w:rPr>
+          <w:sz w:val="22"/>
+          <w:szCs w:val="22"/>
+        </w:rPr>
+        <w:t xml:space="preserve">Tezin ana katkısı "feasibility sınırının karakterizasyonu". O sınırın bir kısmı ölçüm artefaktıysa, karakterizasyon da yanlış olurdu. Bu düzeltme tam zamanında geldi — sınır haritası kampanyaları henüz koşulmamıştı.</w:t>
+      </w:r>
+    </w:p>
+    <w:p>
+      <w:pPr>
+        <w:pStyle w:val="ListParagraph"/>
+        <w:numPr>
+          <w:ilvl w:val="0"/>
+          <w:numId w:val="2"/>
+        </w:numPr>
+        <w:spacing w:after="80" w:line="276"/>
+      </w:pPr>
+      <w:r>
+        <w:rPr>
+          <w:b/>
+          <w:bCs/>
+          <w:sz w:val="22"/>
+          <w:szCs w:val="22"/>
+        </w:rPr>
+        <w:t xml:space="preserve">Ölçüm artık ikiliden sürekliye geçti. </w:t>
+      </w:r>
+      <w:r>
+        <w:rPr>
+          <w:sz w:val="22"/>
+          <w:szCs w:val="22"/>
+        </w:rPr>
+        <w:t xml:space="preserve">Eskiden sadece "çözümsüz mü, değil mi" ölçülebiliyordu. Artık δ ile "ne kadar dışındayız" ölçülüyor (delta_max, delta_integral, delta_active_ratio). Sınır eğrisi çok daha keskin çizilebilir.</w:t>
+      </w:r>
+    </w:p>
+    <w:p>
+      <w:pPr>
+        <w:pStyle w:val="ListParagraph"/>
+        <w:numPr>
+          <w:ilvl w:val="0"/>
+          <w:numId w:val="2"/>
+        </w:numPr>
+        <w:spacing w:after="80" w:line="276"/>
+      </w:pPr>
+      <w:r>
+        <w:rPr>
+          <w:b/>
+          <w:bCs/>
+          <w:sz w:val="22"/>
+          <w:szCs w:val="22"/>
+        </w:rPr>
+        <w:t xml:space="preserve">Bir kod tercihi, bilimsel bir sonuç gibi görünebiliyor. </w:t>
+      </w:r>
+      <w:r>
+        <w:rPr>
+          <w:sz w:val="22"/>
+          <w:szCs w:val="22"/>
+        </w:rPr>
+        <w:t xml:space="preserve">infeasible durumunda ne yapılacağı bir MÜHENDİSLİK KARARIYDI, ama sonuçlarda bir FİZİKSEL BULGU gibi ortaya çıktı. Bu ayrımı yapmak, her fallback/varsayılan davranışın ayrıca sorgulanmasını gerektiriyor.</w:t>
+      </w:r>
+    </w:p>
+    <w:p>
+      <w:pPr>
+        <w:pBdr>
+          <w:top w:val="single" w:color="DEEBF7" w:sz="2" w:space="6"/>
+          <w:bottom w:val="single" w:color="DEEBF7" w:sz="2" w:space="6"/>
+          <w:left w:val="single" w:color="2E74B5" w:sz="18" w:space="8"/>
+          <w:right w:val="single" w:color="DEEBF7" w:sz="2" w:space="6"/>
+        </w:pBdr>
+        <w:shd w:fill="DEEBF7" w:val="clear"/>
+        <w:spacing w:after="160" w:before="120" w:line="276"/>
+      </w:pPr>
+      <w:r>
+        <w:rPr>
+          <w:sz w:val="21"/>
+          <w:szCs w:val="21"/>
+        </w:rPr>
+        <w:t xml:space="preserve">Süreç dersi: "Bu sayı gerçekten ölçmek istediğim şeyi mi ölçüyor, yoksa benim bir kod tercihimi mi yansıtıyor?" sorusu, bu projede dört kez sonuç değiştirdi. Doğrulanmamış eşik (Bölüm 6.1), yanlış türetilmiş metrik (6.2), dengesiz maliyet fonksiyonu (6.7) ve şimdi fallback politikası (7.5) — dördü de "kod çalışıyordu, ama yanlış şeyi ölçüyordu" kategorisinde.</w:t>
+      </w:r>
+    </w:p>
+    <w:p>
+      <w:pPr>
+        <w:pBdr>
+          <w:top w:val="single" w:color="FFF2CC" w:sz="2" w:space="6"/>
+          <w:bottom w:val="single" w:color="FFF2CC" w:sz="2" w:space="6"/>
+          <w:left w:val="single" w:color="BF8F00" w:sz="18" w:space="8"/>
+          <w:right w:val="single" w:color="FFF2CC" w:sz="2" w:space="6"/>
+        </w:pBdr>
+        <w:shd w:fill="FFF2CC" w:val="clear"/>
+        <w:spacing w:after="160" w:before="120" w:line="276"/>
+      </w:pPr>
+      <w:r>
+        <w:rPr>
+          <w:sz w:val="21"/>
+          <w:szCs w:val="21"/>
+        </w:rPr>
+        <w:t xml:space="preserve">Açık nokta (izleniyor): slack modda bile qp_infeasible_any=1.00 görünüyor, oysa teorik olarak slack ile QP her zaman çözülebilmeli. Sayı küçük (~300 adımda 2.5–4.6) ve muhtemelen OSQP'nin nadir sayısal yakınsama sorunu. Sınır takibi kampanyalarında izlenecek.</w:t>
       </w:r>
     </w:p>
     <w:p>

--- a/docs/RAPOR2_Proje_Gunlugu.docx
+++ b/docs/RAPOR2_Proje_Gunlugu.docx
@@ -2958,6 +2958,148 @@
           <w:szCs w:val="22"/>
         </w:rPr>
         <w:t xml:space="preserve">Uygulama: güvenlik kısıtına δ≥0 gevşeme değişkeni eklendi, maliyete ρ·δ² cezası kondu. Kısıt sağlanabiliyorsa δ=0 ve çözüm eskisiyle özdeş; sağlanamıyorsa QP yine de çözülüyor. 60 koşuluk doğrulama kampanyası koşuldu (38.6 dk, 0 hata). Sonuç Bölüm 7.5'te — projedeki en öğretici bulgulardan biri çıktı.</w:t>
+      </w:r>
+    </w:p>
+    <w:p>
+      <w:pPr>
+        <w:pStyle w:val="Heading2"/>
+        <w:spacing w:after="140" w:before="280"/>
+      </w:pPr>
+      <w:r>
+        <w:rPr>
+          <w:b/>
+          <w:bCs/>
+          <w:color w:val="2E74B5"/>
+          <w:sz w:val="26"/>
+          <w:szCs w:val="26"/>
+        </w:rPr>
+        <w:t xml:space="preserve">3.7 6–7 Ağustos 2026 — Sınır takibi: yöntem değişikliği ve gece koşuları</w:t>
+      </w:r>
+    </w:p>
+    <w:p>
+      <w:pPr>
+        <w:spacing w:after="120" w:line="276"/>
+      </w:pPr>
+      <w:r>
+        <w:rPr>
+          <w:sz w:val="22"/>
+          <w:szCs w:val="22"/>
+        </w:rPr>
+        <w:t xml:space="preserve">Slack düzeltmesinden sonra sıra parametre eksenlerini (w, α, L, T) taramaya geldi. Ama basit bir hesap yöntemi değiştirtti: dört eksenin tam kartezyen çarpımı ~172.000 koşu, yani 1000 saatten fazla makine zamanı ederdi.</w:t>
+      </w:r>
+    </w:p>
+    <w:p>
+      <w:pPr>
+        <w:pBdr>
+          <w:top w:val="single" w:color="E2EFDA" w:sz="2" w:space="6"/>
+          <w:bottom w:val="single" w:color="E2EFDA" w:sz="2" w:space="6"/>
+          <w:left w:val="single" w:color="548235" w:sz="18" w:space="8"/>
+          <w:right w:val="single" w:color="E2EFDA" w:sz="2" w:space="6"/>
+        </w:pBdr>
+        <w:shd w:fill="E2EFDA" w:val="clear"/>
+        <w:spacing w:after="160" w:before="120" w:line="276"/>
+      </w:pPr>
+      <w:r>
+        <w:rPr>
+          <w:sz w:val="21"/>
+          <w:szCs w:val="21"/>
+        </w:rPr>
+        <w:t xml:space="preserve">GERİ BİLDİRİM (kullanıcının kendi spec'i): "Uygulanabilir değil ve gerekli değil. Aranan şey yüzey değil EĞRİ: sınırın nerede olduğu." — Yöntem olarak ikili arama önerildi: nokta başına ~60 koşu, tam ızgaranın ~1/100'ü.</w:t>
+      </w:r>
+    </w:p>
+    <w:p>
+      <w:pPr>
+        <w:spacing w:after="120" w:line="276"/>
+      </w:pPr>
+      <w:r>
+        <w:rPr>
+          <w:sz w:val="22"/>
+          <w:szCs w:val="22"/>
+        </w:rPr>
+        <w:t xml:space="preserve">Bunun için yeni bir koşucu yazıldı (boundary_search). Mevcut sweep_runner'dan yapısal farkı şu: sweep_runner koşuları körlemesine atar, metrikleri sonradan ayrı bir adımda okur. Sınır takibinde ise GERİ BESLEME gerekiyor — her nokta koşulduktan sonra metrik hemen çıkarılmalı, orana bakılmalı, bir sonraki noktaya ona göre karar verilmeli.</w:t>
+      </w:r>
+    </w:p>
+    <w:p>
+      <w:pPr>
+        <w:spacing w:after="120" w:line="276"/>
+      </w:pPr>
+      <w:r>
+        <w:rPr>
+          <w:sz w:val="22"/>
+          <w:szCs w:val="22"/>
+        </w:rPr>
+        <w:t xml:space="preserve">Üç kampanya (w_w, α, L) art arda koşuldu: 750 koşu, ~8 saat, 0 hata. Sonuçlar Bölüm 7.6'da.</w:t>
+      </w:r>
+    </w:p>
+    <w:p>
+      <w:pPr>
+        <w:pStyle w:val="Heading3"/>
+        <w:spacing w:after="100" w:before="200"/>
+      </w:pPr>
+      <w:r>
+        <w:rPr>
+          <w:b/>
+          <w:bCs/>
+          <w:color w:val="333333"/>
+          <w:sz w:val="23"/>
+          <w:szCs w:val="23"/>
+        </w:rPr>
+        <w:t xml:space="preserve">Zincirleme altyapısı ve beklenmedik dayanıklılık testi</w:t>
+      </w:r>
+    </w:p>
+    <w:p>
+      <w:pPr>
+        <w:spacing w:after="120" w:line="276"/>
+      </w:pPr>
+      <w:r>
+        <w:rPr>
+          <w:sz w:val="22"/>
+          <w:szCs w:val="22"/>
+        </w:rPr>
+        <w:t xml:space="preserve">Kampanyalar tek tek elle başlatılmak yerine tmux zinciriyle bağlandı: her aşama bir öncekinin log dosyasında bitiş işaretini bekliyor, görünce kendini başlatıyor. Böylece kullanıcı bilgisayar başında olmadan da zincir ilerliyor.</w:t>
+      </w:r>
+    </w:p>
+    <w:p>
+      <w:pPr>
+        <w:spacing w:after="120" w:line="276"/>
+      </w:pPr>
+      <w:r>
+        <w:rPr>
+          <w:sz w:val="22"/>
+          <w:szCs w:val="22"/>
+        </w:rPr>
+        <w:t xml:space="preserve">Bu altyapı kurulduktan kısa süre sonra kendini istemsizce kanıtladı: kampanyaların ortasında SSH bağlantısı koptu (Tailscale düştü). Windows tarafındaki izleyici süreçler hata koduyla düştü — ama KAMPANYALAR HİÇ ETKİLENMEDİ, Ubuntu'da bağımsız devam etti ve üçü de eksiksiz tamamlandı.</w:t>
+      </w:r>
+    </w:p>
+    <w:p>
+      <w:pPr>
+        <w:pBdr>
+          <w:top w:val="single" w:color="FFF2CC" w:sz="2" w:space="6"/>
+          <w:bottom w:val="single" w:color="FFF2CC" w:sz="2" w:space="6"/>
+          <w:left w:val="single" w:color="BF8F00" w:sz="18" w:space="8"/>
+          <w:right w:val="single" w:color="FFF2CC" w:sz="2" w:space="6"/>
+        </w:pBdr>
+        <w:shd w:fill="FFF2CC" w:val="clear"/>
+        <w:spacing w:after="160" w:before="120" w:line="276"/>
+      </w:pPr>
+      <w:r>
+        <w:rPr>
+          <w:sz w:val="21"/>
+          <w:szCs w:val="21"/>
+        </w:rPr>
+        <w:t xml:space="preserve">Bu, uzun (çok günlük) kampanyalar için deseni doğruluyor: koşuları başlatan makine ile koşuları yürüten makine ayrıldığı sürece, ağ kesintisi veri kaybına yol açmıyor. Kullanıcının "1 hafta sürecek testler" planı için gerekli güven bu olayla oluştu.</w:t>
+      </w:r>
+    </w:p>
+    <w:p>
+      <w:pPr>
+        <w:spacing w:after="120" w:line="276"/>
+      </w:pPr>
+      <w:r>
+        <w:rPr>
+          <w:sz w:val="22"/>
+          <w:szCs w:val="22"/>
+        </w:rPr>
+        <w:t xml:space="preserve">7 Ağustos gecesi, kalan bütün işler (T taraması, köşe testleri, feasibility yeniden taraması, askıdaki iki kampanya) tek bir zincire bağlanıp başlatıldı: ~2070 koşu, ~16 saat, insan müdahalesi olmadan.</w:t>
       </w:r>
     </w:p>
     <w:p>
@@ -9410,6 +9552,690 @@
           <w:szCs w:val="21"/>
         </w:rPr>
         <w:t xml:space="preserve">Açık nokta (izleniyor): slack modda bile qp_infeasible_any=1.00 görünüyor, oysa teorik olarak slack ile QP her zaman çözülebilmeli. Sayı küçük (~300 adımda 2.5–4.6) ve muhtemelen OSQP'nin nadir sayısal yakınsama sorunu. Sınır takibi kampanyalarında izlenecek.</w:t>
+      </w:r>
+    </w:p>
+    <w:p>
+      <w:r>
+        <w:br w:type="page"/>
+      </w:r>
+    </w:p>
+    <w:p>
+      <w:pPr>
+        <w:pStyle w:val="Heading2"/>
+        <w:spacing w:after="140" w:before="280"/>
+      </w:pPr>
+      <w:r>
+        <w:rPr>
+          <w:b/>
+          <w:bCs/>
+          <w:color w:val="2E74B5"/>
+          <w:sz w:val="26"/>
+          <w:szCs w:val="26"/>
+        </w:rPr>
+        <w:t xml:space="preserve">7.6 Sınır takibi: bir varsayımın doğrulanması, bir tuzağın fark edilmesi</w:t>
+      </w:r>
+    </w:p>
+    <w:p>
+      <w:pPr>
+        <w:spacing w:after="120" w:line="276"/>
+      </w:pPr>
+      <w:r>
+        <w:rPr>
+          <w:sz w:val="22"/>
+          <w:szCs w:val="22"/>
+        </w:rPr>
+        <w:t xml:space="preserve">Üç eksen (w_w, α, L) ayrı ayrı tarandı, her biri için üç sınır (çarpışma, marj, feasibility) ayrı ayrı arandı. İki sonuç öne çıkıyor — biri rahatlatıcı, biri uyarıcı.</w:t>
+      </w:r>
+    </w:p>
+    <w:p>
+      <w:pPr>
+        <w:pStyle w:val="Heading3"/>
+        <w:spacing w:after="100" w:before="200"/>
+      </w:pPr>
+      <w:r>
+        <w:rPr>
+          <w:b/>
+          <w:bCs/>
+          <w:color w:val="333333"/>
+          <w:sz w:val="23"/>
+          <w:szCs w:val="23"/>
+        </w:rPr>
+        <w:t xml:space="preserve">Rahatlatıcı: α=1.0 seçimi doğruymuş (ve artık kanıtı var)</w:t>
+      </w:r>
+    </w:p>
+    <w:p>
+      <w:pPr>
+        <w:spacing w:after="120" w:line="276"/>
+      </w:pPr>
+      <w:r>
+        <w:rPr>
+          <w:sz w:val="22"/>
+          <w:szCs w:val="22"/>
+        </w:rPr>
+        <w:t xml:space="preserve">Bugüne kadarki BÜTÜN kampanyalar α=1.0 ile koşuldu ve bu hiçbir zaman gerekçelendirilmemişti — sadece makul görünen bir başlangıç değeriydi. Tarama sonucu:</w:t>
+      </w:r>
+    </w:p>
+    <w:p>
+      <w:pPr>
+        <w:spacing w:after="80"/>
+      </w:pPr>
+    </w:p>
+    <w:tbl>
+      <w:tblPr>
+        <w:tblW w:type="dxa" w:w="9026"/>
+        <w:tblBorders>
+          <w:top w:val="single" w:color="auto" w:sz="4"/>
+          <w:left w:val="single" w:color="auto" w:sz="4"/>
+          <w:bottom w:val="single" w:color="auto" w:sz="4"/>
+          <w:right w:val="single" w:color="auto" w:sz="4"/>
+          <w:insideH w:val="single" w:color="auto" w:sz="4"/>
+          <w:insideV w:val="single" w:color="auto" w:sz="4"/>
+        </w:tblBorders>
+      </w:tblPr>
+      <w:tblGrid>
+        <w:gridCol w:w="1200"/>
+        <w:gridCol w:w="2200"/>
+        <w:gridCol w:w="2100"/>
+        <w:gridCol w:w="3526"/>
+      </w:tblGrid>
+      <w:tr>
+        <w:trPr>
+          <w:tblHeader/>
+        </w:trPr>
+        <w:tc>
+          <w:tcPr>
+            <w:tcW w:type="dxa" w:w="1200"/>
+            <w:shd w:fill="D9E2F3" w:val="clear"/>
+            <w:tcMar>
+              <w:top w:type="dxa" w:w="60"/>
+              <w:left w:type="dxa" w:w="100"/>
+              <w:bottom w:type="dxa" w:w="60"/>
+              <w:right w:type="dxa" w:w="100"/>
+            </w:tcMar>
+          </w:tcPr>
+          <w:p>
+            <w:r>
+              <w:rPr>
+                <w:b/>
+                <w:bCs/>
+                <w:sz w:val="19"/>
+                <w:szCs w:val="19"/>
+              </w:rPr>
+              <w:t xml:space="preserve">α</w:t>
+            </w:r>
+          </w:p>
+        </w:tc>
+        <w:tc>
+          <w:tcPr>
+            <w:tcW w:type="dxa" w:w="2200"/>
+            <w:shd w:fill="D9E2F3" w:val="clear"/>
+            <w:tcMar>
+              <w:top w:type="dxa" w:w="60"/>
+              <w:left w:type="dxa" w:w="100"/>
+              <w:bottom w:type="dxa" w:w="60"/>
+              <w:right w:type="dxa" w:w="100"/>
+            </w:tcMar>
+          </w:tcPr>
+          <w:p>
+            <w:r>
+              <w:rPr>
+                <w:b/>
+                <w:bCs/>
+                <w:sz w:val="19"/>
+                <w:szCs w:val="19"/>
+              </w:rPr>
+              <w:t xml:space="preserve">v_crit (çarpışma)</w:t>
+            </w:r>
+          </w:p>
+        </w:tc>
+        <w:tc>
+          <w:tcPr>
+            <w:tcW w:type="dxa" w:w="2100"/>
+            <w:shd w:fill="D9E2F3" w:val="clear"/>
+            <w:tcMar>
+              <w:top w:type="dxa" w:w="60"/>
+              <w:left w:type="dxa" w:w="100"/>
+              <w:bottom w:type="dxa" w:w="60"/>
+              <w:right w:type="dxa" w:w="100"/>
+            </w:tcMar>
+          </w:tcPr>
+          <w:p>
+            <w:r>
+              <w:rPr>
+                <w:b/>
+                <w:bCs/>
+                <w:sz w:val="19"/>
+                <w:szCs w:val="19"/>
+              </w:rPr>
+              <w:t xml:space="preserve">v_crit (marj)</w:t>
+            </w:r>
+          </w:p>
+        </w:tc>
+        <w:tc>
+          <w:tcPr>
+            <w:tcW w:type="dxa" w:w="3526"/>
+            <w:shd w:fill="D9E2F3" w:val="clear"/>
+            <w:tcMar>
+              <w:top w:type="dxa" w:w="60"/>
+              <w:left w:type="dxa" w:w="100"/>
+              <w:bottom w:type="dxa" w:w="60"/>
+              <w:right w:type="dxa" w:w="100"/>
+            </w:tcMar>
+          </w:tcPr>
+          <w:p>
+            <w:r>
+              <w:rPr>
+                <w:b/>
+                <w:bCs/>
+                <w:sz w:val="19"/>
+                <w:szCs w:val="19"/>
+              </w:rPr>
+              <w:t xml:space="preserve">Yorum</w:t>
+            </w:r>
+          </w:p>
+        </w:tc>
+      </w:tr>
+      <w:tr>
+        <w:tc>
+          <w:tcPr>
+            <w:tcW w:type="dxa" w:w="1200"/>
+            <w:tcMar>
+              <w:top w:type="dxa" w:w="60"/>
+              <w:left w:type="dxa" w:w="100"/>
+              <w:bottom w:type="dxa" w:w="60"/>
+              <w:right w:type="dxa" w:w="100"/>
+            </w:tcMar>
+          </w:tcPr>
+          <w:p>
+            <w:r>
+              <w:rPr>
+                <w:sz w:val="19"/>
+                <w:szCs w:val="19"/>
+              </w:rPr>
+              <w:t xml:space="preserve">0.3</w:t>
+            </w:r>
+          </w:p>
+        </w:tc>
+        <w:tc>
+          <w:tcPr>
+            <w:tcW w:type="dxa" w:w="2200"/>
+            <w:tcMar>
+              <w:top w:type="dxa" w:w="60"/>
+              <w:left w:type="dxa" w:w="100"/>
+              <w:bottom w:type="dxa" w:w="60"/>
+              <w:right w:type="dxa" w:w="100"/>
+            </w:tcMar>
+          </w:tcPr>
+          <w:p>
+            <w:r>
+              <w:rPr>
+                <w:sz w:val="19"/>
+                <w:szCs w:val="19"/>
+              </w:rPr>
+              <w:t xml:space="preserve">1.100</w:t>
+            </w:r>
+          </w:p>
+        </w:tc>
+        <w:tc>
+          <w:tcPr>
+            <w:tcW w:type="dxa" w:w="2100"/>
+            <w:tcMar>
+              <w:top w:type="dxa" w:w="60"/>
+              <w:left w:type="dxa" w:w="100"/>
+              <w:bottom w:type="dxa" w:w="60"/>
+              <w:right w:type="dxa" w:w="100"/>
+            </w:tcMar>
+          </w:tcPr>
+          <w:p>
+            <w:r>
+              <w:rPr>
+                <w:sz w:val="19"/>
+                <w:szCs w:val="19"/>
+              </w:rPr>
+              <w:t xml:space="preserve">1.125</w:t>
+            </w:r>
+          </w:p>
+        </w:tc>
+        <w:tc>
+          <w:tcPr>
+            <w:tcW w:type="dxa" w:w="3526"/>
+            <w:tcMar>
+              <w:top w:type="dxa" w:w="60"/>
+              <w:left w:type="dxa" w:w="100"/>
+              <w:bottom w:type="dxa" w:w="60"/>
+              <w:right w:type="dxa" w:w="100"/>
+            </w:tcMar>
+          </w:tcPr>
+          <w:p>
+            <w:r>
+              <w:rPr>
+                <w:sz w:val="19"/>
+                <w:szCs w:val="19"/>
+              </w:rPr>
+              <w:t xml:space="preserve">erken/yumuşak — otorite tükeniyor</w:t>
+            </w:r>
+          </w:p>
+        </w:tc>
+      </w:tr>
+      <w:tr>
+        <w:tc>
+          <w:tcPr>
+            <w:tcW w:type="dxa" w:w="1200"/>
+            <w:shd w:fill="F7F9FC" w:val="clear"/>
+            <w:tcMar>
+              <w:top w:type="dxa" w:w="60"/>
+              <w:left w:type="dxa" w:w="100"/>
+              <w:bottom w:type="dxa" w:w="60"/>
+              <w:right w:type="dxa" w:w="100"/>
+            </w:tcMar>
+          </w:tcPr>
+          <w:p>
+            <w:r>
+              <w:rPr>
+                <w:sz w:val="19"/>
+                <w:szCs w:val="19"/>
+              </w:rPr>
+              <w:t xml:space="preserve">0.5</w:t>
+            </w:r>
+          </w:p>
+        </w:tc>
+        <w:tc>
+          <w:tcPr>
+            <w:tcW w:type="dxa" w:w="2200"/>
+            <w:shd w:fill="F7F9FC" w:val="clear"/>
+            <w:tcMar>
+              <w:top w:type="dxa" w:w="60"/>
+              <w:left w:type="dxa" w:w="100"/>
+              <w:bottom w:type="dxa" w:w="60"/>
+              <w:right w:type="dxa" w:w="100"/>
+            </w:tcMar>
+          </w:tcPr>
+          <w:p>
+            <w:r>
+              <w:rPr>
+                <w:sz w:val="19"/>
+                <w:szCs w:val="19"/>
+              </w:rPr>
+              <w:t xml:space="preserve">1.200</w:t>
+            </w:r>
+          </w:p>
+        </w:tc>
+        <w:tc>
+          <w:tcPr>
+            <w:tcW w:type="dxa" w:w="2100"/>
+            <w:shd w:fill="F7F9FC" w:val="clear"/>
+            <w:tcMar>
+              <w:top w:type="dxa" w:w="60"/>
+              <w:left w:type="dxa" w:w="100"/>
+              <w:bottom w:type="dxa" w:w="60"/>
+              <w:right w:type="dxa" w:w="100"/>
+            </w:tcMar>
+          </w:tcPr>
+          <w:p>
+            <w:r>
+              <w:rPr>
+                <w:sz w:val="19"/>
+                <w:szCs w:val="19"/>
+              </w:rPr>
+              <w:t xml:space="preserve">1.163</w:t>
+            </w:r>
+          </w:p>
+        </w:tc>
+        <w:tc>
+          <w:tcPr>
+            <w:tcW w:type="dxa" w:w="3526"/>
+            <w:shd w:fill="F7F9FC" w:val="clear"/>
+            <w:tcMar>
+              <w:top w:type="dxa" w:w="60"/>
+              <w:left w:type="dxa" w:w="100"/>
+              <w:bottom w:type="dxa" w:w="60"/>
+              <w:right w:type="dxa" w:w="100"/>
+            </w:tcMar>
+          </w:tcPr>
+          <w:p>
+            <w:r>
+              <w:rPr>
+                <w:sz w:val="19"/>
+                <w:szCs w:val="19"/>
+              </w:rPr>
+              <w:t xml:space="preserve"/>
+            </w:r>
+          </w:p>
+        </w:tc>
+      </w:tr>
+      <w:tr>
+        <w:tc>
+          <w:tcPr>
+            <w:tcW w:type="dxa" w:w="1200"/>
+            <w:tcMar>
+              <w:top w:type="dxa" w:w="60"/>
+              <w:left w:type="dxa" w:w="100"/>
+              <w:bottom w:type="dxa" w:w="60"/>
+              <w:right w:type="dxa" w:w="100"/>
+            </w:tcMar>
+          </w:tcPr>
+          <w:p>
+            <w:r>
+              <w:rPr>
+                <w:sz w:val="19"/>
+                <w:szCs w:val="19"/>
+              </w:rPr>
+              <w:t xml:space="preserve">1.0</w:t>
+            </w:r>
+          </w:p>
+        </w:tc>
+        <w:tc>
+          <w:tcPr>
+            <w:tcW w:type="dxa" w:w="2200"/>
+            <w:tcMar>
+              <w:top w:type="dxa" w:w="60"/>
+              <w:left w:type="dxa" w:w="100"/>
+              <w:bottom w:type="dxa" w:w="60"/>
+              <w:right w:type="dxa" w:w="100"/>
+            </w:tcMar>
+          </w:tcPr>
+          <w:p>
+            <w:r>
+              <w:rPr>
+                <w:sz w:val="19"/>
+                <w:szCs w:val="19"/>
+              </w:rPr>
+              <w:t xml:space="preserve">1.313</w:t>
+            </w:r>
+          </w:p>
+        </w:tc>
+        <w:tc>
+          <w:tcPr>
+            <w:tcW w:type="dxa" w:w="2100"/>
+            <w:tcMar>
+              <w:top w:type="dxa" w:w="60"/>
+              <w:left w:type="dxa" w:w="100"/>
+              <w:bottom w:type="dxa" w:w="60"/>
+              <w:right w:type="dxa" w:w="100"/>
+            </w:tcMar>
+          </w:tcPr>
+          <w:p>
+            <w:r>
+              <w:rPr>
+                <w:sz w:val="19"/>
+                <w:szCs w:val="19"/>
+              </w:rPr>
+              <w:t xml:space="preserve">1.221</w:t>
+            </w:r>
+          </w:p>
+        </w:tc>
+        <w:tc>
+          <w:tcPr>
+            <w:tcW w:type="dxa" w:w="3526"/>
+            <w:tcMar>
+              <w:top w:type="dxa" w:w="60"/>
+              <w:left w:type="dxa" w:w="100"/>
+              <w:bottom w:type="dxa" w:w="60"/>
+              <w:right w:type="dxa" w:w="100"/>
+            </w:tcMar>
+          </w:tcPr>
+          <w:p>
+            <w:r>
+              <w:rPr>
+                <w:sz w:val="19"/>
+                <w:szCs w:val="19"/>
+              </w:rPr>
+              <w:t xml:space="preserve">EN İYİ (her iki sınırda da)</w:t>
+            </w:r>
+          </w:p>
+        </w:tc>
+      </w:tr>
+      <w:tr>
+        <w:tc>
+          <w:tcPr>
+            <w:tcW w:type="dxa" w:w="1200"/>
+            <w:shd w:fill="F7F9FC" w:val="clear"/>
+            <w:tcMar>
+              <w:top w:type="dxa" w:w="60"/>
+              <w:left w:type="dxa" w:w="100"/>
+              <w:bottom w:type="dxa" w:w="60"/>
+              <w:right w:type="dxa" w:w="100"/>
+            </w:tcMar>
+          </w:tcPr>
+          <w:p>
+            <w:r>
+              <w:rPr>
+                <w:sz w:val="19"/>
+                <w:szCs w:val="19"/>
+              </w:rPr>
+              <w:t xml:space="preserve">2.0</w:t>
+            </w:r>
+          </w:p>
+        </w:tc>
+        <w:tc>
+          <w:tcPr>
+            <w:tcW w:type="dxa" w:w="2200"/>
+            <w:shd w:fill="F7F9FC" w:val="clear"/>
+            <w:tcMar>
+              <w:top w:type="dxa" w:w="60"/>
+              <w:left w:type="dxa" w:w="100"/>
+              <w:bottom w:type="dxa" w:w="60"/>
+              <w:right w:type="dxa" w:w="100"/>
+            </w:tcMar>
+          </w:tcPr>
+          <w:p>
+            <w:r>
+              <w:rPr>
+                <w:sz w:val="19"/>
+                <w:szCs w:val="19"/>
+              </w:rPr>
+              <w:t xml:space="preserve">1.069</w:t>
+            </w:r>
+          </w:p>
+        </w:tc>
+        <w:tc>
+          <w:tcPr>
+            <w:tcW w:type="dxa" w:w="2100"/>
+            <w:shd w:fill="F7F9FC" w:val="clear"/>
+            <w:tcMar>
+              <w:top w:type="dxa" w:w="60"/>
+              <w:left w:type="dxa" w:w="100"/>
+              <w:bottom w:type="dxa" w:w="60"/>
+              <w:right w:type="dxa" w:w="100"/>
+            </w:tcMar>
+          </w:tcPr>
+          <w:p>
+            <w:r>
+              <w:rPr>
+                <w:sz w:val="19"/>
+                <w:szCs w:val="19"/>
+              </w:rPr>
+              <w:t xml:space="preserve">0.947</w:t>
+            </w:r>
+          </w:p>
+        </w:tc>
+        <w:tc>
+          <w:tcPr>
+            <w:tcW w:type="dxa" w:w="3526"/>
+            <w:shd w:fill="F7F9FC" w:val="clear"/>
+            <w:tcMar>
+              <w:top w:type="dxa" w:w="60"/>
+              <w:left w:type="dxa" w:w="100"/>
+              <w:bottom w:type="dxa" w:w="60"/>
+              <w:right w:type="dxa" w:w="100"/>
+            </w:tcMar>
+          </w:tcPr>
+          <w:p>
+            <w:r>
+              <w:rPr>
+                <w:sz w:val="19"/>
+                <w:szCs w:val="19"/>
+              </w:rPr>
+              <w:t xml:space="preserve">geç/sert — aktüatör yetişmiyor</w:t>
+            </w:r>
+          </w:p>
+        </w:tc>
+      </w:tr>
+    </w:tbl>
+    <w:p>
+      <w:pPr>
+        <w:spacing w:after="140"/>
+      </w:pPr>
+    </w:p>
+    <w:p>
+      <w:pPr>
+        <w:spacing w:after="120" w:line="276"/>
+      </w:pPr>
+      <w:r>
+        <w:rPr>
+          <w:sz w:val="22"/>
+          <w:szCs w:val="22"/>
+        </w:rPr>
+        <w:t xml:space="preserve">Eğri monoton değil, iç bükey bir tepe noktası var — tam varsayılan değerde. Savunmada "α'yı neden 1.0 seçtiniz?" sorusuna artık ölçülmüş cevap var.</w:t>
+      </w:r>
+    </w:p>
+    <w:p>
+      <w:pPr>
+        <w:pBdr>
+          <w:top w:val="single" w:color="FFF2CC" w:sz="2" w:space="6"/>
+          <w:bottom w:val="single" w:color="FFF2CC" w:sz="2" w:space="6"/>
+          <w:left w:val="single" w:color="BF8F00" w:sz="18" w:space="8"/>
+          <w:right w:val="single" w:color="FFF2CC" w:sz="2" w:space="6"/>
+        </w:pBdr>
+        <w:shd w:fill="FFF2CC" w:val="clear"/>
+        <w:spacing w:after="160" w:before="120" w:line="276"/>
+      </w:pPr>
+      <w:r>
+        <w:rPr>
+          <w:sz w:val="21"/>
+          <w:szCs w:val="21"/>
+        </w:rPr>
+        <w:t xml:space="preserve">Şans eseri doğru seçilmiş bir varsayımın sonradan doğrulanması, projede ikinci kez oluyor (ilki: /reset_world'ün taze Gazebo'ya eşdeğer olduğunun ölçülmesi). Ama ikisinin de ÖLÇÜLMEDEN önce "biliniyor" sayılmadığını not etmek gerekir.</w:t>
+      </w:r>
+    </w:p>
+    <w:p>
+      <w:pPr>
+        <w:pStyle w:val="Heading3"/>
+        <w:spacing w:after="100" w:before="200"/>
+      </w:pPr>
+      <w:r>
+        <w:rPr>
+          <w:b/>
+          <w:bCs/>
+          <w:color w:val="333333"/>
+          <w:sz w:val="23"/>
+          <w:szCs w:val="23"/>
+        </w:rPr>
+        <w:t xml:space="preserve">Uyarıcı: L'yi taramak gizli bir tuzak içeriyordu</w:t>
+      </w:r>
+    </w:p>
+    <w:p>
+      <w:pPr>
+        <w:spacing w:after="120" w:line="276"/>
+      </w:pPr>
+      <w:r>
+        <w:rPr>
+          <w:sz w:val="22"/>
+          <w:szCs w:val="22"/>
+        </w:rPr>
+        <w:t xml:space="preserve">L (lookahead kolu) taraması planlanırken bir sorun fark edildi: d_safe formülü L'ye bağlı (d_safe = temas_mesafesi + L + marj). Yani L'yi değiştirmek güvenlik TANIMINI da değiştiriyor — farklı L değerleri farklı FİLTRELERİ değil, farklı PROBLEMLERİ karşılaştırmış olurdu.</w:t>
+      </w:r>
+    </w:p>
+    <w:p>
+      <w:pPr>
+        <w:spacing w:after="120" w:line="276"/>
+      </w:pPr>
+      <w:r>
+        <w:rPr>
+          <w:sz w:val="22"/>
+          <w:szCs w:val="22"/>
+        </w:rPr>
+        <w:t xml:space="preserve">Bu fark edilmeseydi kampanya koşulur, sonuçlar yorumlanır ve "L artışı güvenliği iyileştiriyor" gibi bir sonuç çıkarılırdı — oysa gözlenen iyileşmenin ne kadarının L'den, ne kadarının büyüyen d_safe'ten geldiği ayrıştırılamazdı.</w:t>
+      </w:r>
+    </w:p>
+    <w:p>
+      <w:pPr>
+        <w:spacing w:after="120" w:line="276"/>
+      </w:pPr>
+      <w:r>
+        <w:rPr>
+          <w:sz w:val="22"/>
+          <w:szCs w:val="22"/>
+        </w:rPr>
+        <w:t xml:space="preserve">Çözüm: d_safe_mode bayrağı (fixed / derived). Kampanya "fixed" modda koşuldu — d_safe sabit, sadece filtre yapısı değişiyor.</w:t>
+      </w:r>
+    </w:p>
+    <w:p>
+      <w:pPr>
+        <w:pBdr>
+          <w:top w:val="single" w:color="DEEBF7" w:sz="2" w:space="6"/>
+          <w:bottom w:val="single" w:color="DEEBF7" w:sz="2" w:space="6"/>
+          <w:left w:val="single" w:color="2E74B5" w:sz="18" w:space="8"/>
+          <w:right w:val="single" w:color="DEEBF7" w:sz="2" w:space="6"/>
+        </w:pBdr>
+        <w:shd w:fill="DEEBF7" w:val="clear"/>
+        <w:spacing w:after="160" w:before="120" w:line="276"/>
+      </w:pPr>
+      <w:r>
+        <w:rPr>
+          <w:sz w:val="21"/>
+          <w:szCs w:val="21"/>
+        </w:rPr>
+        <w:t xml:space="preserve">Bu, projedeki tekrarlayan desenin bir örneği daha: bir parametreyi değiştirmek, ölçtüğünüz şeyin TANIMINI da değiştiriyorsa, sonuç yorumlanamaz hale gelir. Aynı desen daha önce çarpışma eşiğinde (Bölüm 6.1), maliyet fonksiyonunda (6.7) ve fallback politikasında (7.5) görülmüştü.</w:t>
+      </w:r>
+    </w:p>
+    <w:p>
+      <w:pPr>
+        <w:pStyle w:val="Heading3"/>
+        <w:spacing w:after="100" w:before="200"/>
+      </w:pPr>
+      <w:r>
+        <w:rPr>
+          <w:b/>
+          <w:bCs/>
+          <w:color w:val="333333"/>
+          <w:sz w:val="23"/>
+          <w:szCs w:val="23"/>
+        </w:rPr>
+        <w:t xml:space="preserve">Sonuç ve dürüstlük notu</w:t>
+      </w:r>
+    </w:p>
+    <w:p>
+      <w:pPr>
+        <w:spacing w:after="120" w:line="276"/>
+      </w:pPr>
+      <w:r>
+        <w:rPr>
+          <w:sz w:val="22"/>
+          <w:szCs w:val="22"/>
+        </w:rPr>
+        <w:t xml:space="preserve">L arttıkça üç sınır da iyileşiyor; en belirgini feasibility sınırı (ölçülemez seviyeden 0.638'e, sonra 0.788'e). Mekanizma açık: daha uzun kol, aynı dönüş hızıyla daha fazla yanal kaçış demek.</w:t>
+      </w:r>
+    </w:p>
+    <w:p>
+      <w:pPr>
+        <w:pBdr>
+          <w:top w:val="single" w:color="FBE4E4" w:sz="2" w:space="6"/>
+          <w:bottom w:val="single" w:color="FBE4E4" w:sz="2" w:space="6"/>
+          <w:left w:val="single" w:color="C00000" w:sz="18" w:space="8"/>
+          <w:right w:val="single" w:color="FBE4E4" w:sz="2" w:space="6"/>
+        </w:pBdr>
+        <w:shd w:fill="FBE4E4" w:val="clear"/>
+        <w:spacing w:after="160" w:before="120" w:line="276"/>
+      </w:pPr>
+      <w:r>
+        <w:rPr>
+          <w:sz w:val="21"/>
+          <w:szCs w:val="21"/>
+        </w:rPr>
+        <w:t xml:space="preserve">AMA: L=0.30 + sabit d_safe'te gövde marjı (0.224 m) temas mesafesinin (0.374 m) altına düşüyor. Yani h ≥ 0 artık kanıt düzeyinde temasa karşı güvence VERMİYOR. Test aralığında çarpışma gözlenmedi, ama bu "garanti" değil "gözlem". Rapora ve tez metnine bu ayrımla yazılmalı.</w:t>
+      </w:r>
+    </w:p>
+    <w:p>
+      <w:pPr>
+        <w:spacing w:after="120" w:line="276"/>
+      </w:pPr>
+      <w:r>
+        <w:rPr>
+          <w:sz w:val="22"/>
+          <w:szCs w:val="22"/>
+        </w:rPr>
+        <w:t xml:space="preserve">Ayrıca üç kampanyada da feasibility sınırı çoğu hücrede ölçülemedi (11 hücrenin 9'unda tarama aralığının altında kaldı) — üç sınır eğrisinden biri şu an eksik. Düzeltme kampanyası (daha düşük tarama aralığıyla) gece zincirine eklendi.</w:t>
       </w:r>
     </w:p>
     <w:p>
